--- a/Week3_EDA_Visualization_QuickShip.docx
+++ b/Week3_EDA_Visualization_QuickShip.docx
@@ -45,7 +45,7 @@
           <w:sz w:val="24"/>
           <w:szCs w:val="24"/>
         </w:rPr>
-        <w:t xml:space="preserve">Case study: QuickShip Logistics - finding delay and cost drivers with Python</w:t>
+        <w:t xml:space="preserve">QuickShip Logistics: finding the reasons for delay and cost with Python charts</w:t>
       </w:r>
     </w:p>
     <w:tbl>
@@ -549,7 +549,7 @@
         <w:keepNext/>
       </w:pPr>
       <w:r>
-        <w:t xml:space="preserve">1. Objective and Overview</w:t>
+        <w:t xml:space="preserve">1. Introduction</w:t>
       </w:r>
     </w:p>
     <w:p>
@@ -557,7 +557,7 @@
         <w:spacing w:after="120" w:line="300"/>
       </w:pPr>
       <w:r>
-        <w:t xml:space="preserve">This report analyses the cleaned QuickShip dataset with Exploratory Data Analysis (EDA) in Python. It calculates central tendencies, distributions and correlations, produces six visualizations, explains why each chart type was chosen, and interprets the charts to find operational efficiency problems, cost drivers and bottlenecks. The report ends with recommendations that management can act on.</w:t>
+        <w:t xml:space="preserve">In Week 2 I cleaned the QuickShip data. This week I study it. The goal of this task is to look into a logistics dataset with Python, find useful insights and show them with charts. I first calculate simple numbers like the average, the median and the correlation. Then I make charts with matplotlib and seaborn, explain why I chose each chart, and write what each chart tells us about the delivery performance. At the end I give recommendations that the QuickShip management can use.</w:t>
       </w:r>
     </w:p>
     <w:p>
@@ -566,7 +566,16 @@
         <w:keepNext/>
       </w:pPr>
       <w:r>
-        <w:t xml:space="preserve">2. Dataset Definition</w:t>
+        <w:t xml:space="preserve">2. The Dataset</w:t>
+      </w:r>
+    </w:p>
+    <w:p>
+      <w:pPr>
+        <w:pStyle w:val="Heading2"/>
+        <w:keepNext/>
+      </w:pPr>
+      <w:r>
+        <w:t xml:space="preserve">2.1 What the data is</w:t>
       </w:r>
     </w:p>
     <w:p>
@@ -574,97 +583,26 @@
         <w:spacing w:after="120" w:line="300"/>
       </w:pPr>
       <w:r>
-        <w:t xml:space="preserve">The analysis uses the hypothetical (simulated) QuickShip dataset prepared in Week 2: </w:t>
+        <w:t xml:space="preserve">I am using the hypothetical (simulated) QuickShip dataset that I created in Week 2. After cleaning it has </w:t>
       </w:r>
       <w:r>
         <w:rPr>
           <w:b/>
           <w:bCs/>
         </w:rPr>
-        <w:t xml:space="preserve">964 cleaned orders</w:t>
-      </w:r>
-      <w:r>
-        <w:t xml:space="preserve"> of the year 2025 from four warehouses (Delhi, Mumbai, Kolkata, Chennai). Key variables are </w:t>
-      </w:r>
-      <w:r>
-        <w:rPr>
-          <w:b/>
-          <w:bCs/>
-        </w:rPr>
-        <w:t xml:space="preserve">delivery_days</w:t>
-      </w:r>
-      <w:r>
-        <w:t xml:space="preserve"> (actual delivery time), </w:t>
-      </w:r>
-      <w:r>
-        <w:rPr>
-          <w:b/>
-          <w:bCs/>
-        </w:rPr>
-        <w:t xml:space="preserve">promised_days</w:t>
-      </w:r>
-      <w:r>
-        <w:t xml:space="preserve">, </w:t>
-      </w:r>
-      <w:r>
-        <w:rPr>
-          <w:b/>
-          <w:bCs/>
-        </w:rPr>
-        <w:t xml:space="preserve">distance_km</w:t>
-      </w:r>
-      <w:r>
-        <w:t xml:space="preserve">, </w:t>
-      </w:r>
-      <w:r>
-        <w:rPr>
-          <w:b/>
-          <w:bCs/>
-        </w:rPr>
-        <w:t xml:space="preserve">weight_kg</w:t>
-      </w:r>
-      <w:r>
-        <w:t xml:space="preserve">, </w:t>
-      </w:r>
-      <w:r>
-        <w:rPr>
-          <w:b/>
-          <w:bCs/>
-        </w:rPr>
-        <w:t xml:space="preserve">shipping_cost</w:t>
-      </w:r>
-      <w:r>
-        <w:t xml:space="preserve">, </w:t>
-      </w:r>
-      <w:r>
-        <w:rPr>
-          <w:b/>
-          <w:bCs/>
-        </w:rPr>
-        <w:t xml:space="preserve">vehicle</w:t>
-      </w:r>
-      <w:r>
-        <w:t xml:space="preserve"> (Bike, Van, Truck), </w:t>
-      </w:r>
-      <w:r>
-        <w:rPr>
-          <w:b/>
-          <w:bCs/>
-        </w:rPr>
-        <w:t xml:space="preserve">package_type</w:t>
-      </w:r>
-      <w:r>
-        <w:t xml:space="preserve"> and </w:t>
-      </w:r>
-      <w:r>
-        <w:rPr>
-          <w:b/>
-          <w:bCs/>
-        </w:rPr>
-        <w:t xml:space="preserve">month</w:t>
-      </w:r>
-      <w:r>
-        <w:t xml:space="preserve">. Derived columns are delay_days (delivery - promised), is_late and cost_per_km. The overall baseline KPIs are:</w:t>
+        <w:t xml:space="preserve">964 orders</w:t>
+      </w:r>
+      <w:r>
+        <w:t xml:space="preserve"> from the year 2025. It is not real company data. It was built to behave like real logistics data, so that I can show the full analysis method.</w:t>
+      </w:r>
+    </w:p>
+    <w:p>
+      <w:pPr>
+        <w:pStyle w:val="Heading2"/>
+        <w:keepNext/>
+      </w:pPr>
+      <w:r>
+        <w:t xml:space="preserve">2.2 Structure and key variables</w:t>
       </w:r>
     </w:p>
     <w:tbl>
@@ -680,8 +618,9 @@
         </w:tblBorders>
       </w:tblPr>
       <w:tblGrid>
-        <w:gridCol w:w="4513"/>
-        <w:gridCol w:w="4513"/>
+        <w:gridCol w:w="2700"/>
+        <w:gridCol w:w="1700"/>
+        <w:gridCol w:w="4626"/>
       </w:tblGrid>
       <w:tr>
         <w:trPr>
@@ -689,7 +628,1131 @@
         </w:trPr>
         <w:tc>
           <w:tcPr>
-            <w:tcW w:type="dxa" w:w="4513"/>
+            <w:tcW w:type="dxa" w:w="2700"/>
+            <w:tcBorders>
+              <w:top w:val="single" w:color="BFBFBF" w:sz="4"/>
+              <w:left w:val="single" w:color="BFBFBF" w:sz="4"/>
+              <w:bottom w:val="single" w:color="BFBFBF" w:sz="4"/>
+              <w:right w:val="single" w:color="BFBFBF" w:sz="4"/>
+            </w:tcBorders>
+            <w:shd w:fill="1F3864" w:color="auto" w:val="clear"/>
+            <w:tcMar>
+              <w:top w:type="dxa" w:w="70"/>
+              <w:left w:type="dxa" w:w="100"/>
+              <w:bottom w:type="dxa" w:w="70"/>
+              <w:right w:type="dxa" w:w="100"/>
+            </w:tcMar>
+          </w:tcPr>
+          <w:p>
+            <w:pPr>
+              <w:spacing w:after="0"/>
+            </w:pPr>
+            <w:r>
+              <w:rPr>
+                <w:b/>
+                <w:bCs/>
+                <w:color w:val="FFFFFF"/>
+                <w:sz w:val="18"/>
+                <w:szCs w:val="18"/>
+              </w:rPr>
+              <w:t xml:space="preserve">Variable</w:t>
+            </w:r>
+          </w:p>
+        </w:tc>
+        <w:tc>
+          <w:tcPr>
+            <w:tcW w:type="dxa" w:w="1700"/>
+            <w:tcBorders>
+              <w:top w:val="single" w:color="BFBFBF" w:sz="4"/>
+              <w:left w:val="single" w:color="BFBFBF" w:sz="4"/>
+              <w:bottom w:val="single" w:color="BFBFBF" w:sz="4"/>
+              <w:right w:val="single" w:color="BFBFBF" w:sz="4"/>
+            </w:tcBorders>
+            <w:shd w:fill="1F3864" w:color="auto" w:val="clear"/>
+            <w:tcMar>
+              <w:top w:type="dxa" w:w="70"/>
+              <w:left w:type="dxa" w:w="100"/>
+              <w:bottom w:type="dxa" w:w="70"/>
+              <w:right w:type="dxa" w:w="100"/>
+            </w:tcMar>
+          </w:tcPr>
+          <w:p>
+            <w:pPr>
+              <w:spacing w:after="0"/>
+            </w:pPr>
+            <w:r>
+              <w:rPr>
+                <w:b/>
+                <w:bCs/>
+                <w:color w:val="FFFFFF"/>
+                <w:sz w:val="18"/>
+                <w:szCs w:val="18"/>
+              </w:rPr>
+              <w:t xml:space="preserve">Type</w:t>
+            </w:r>
+          </w:p>
+        </w:tc>
+        <w:tc>
+          <w:tcPr>
+            <w:tcW w:type="dxa" w:w="4626"/>
+            <w:tcBorders>
+              <w:top w:val="single" w:color="BFBFBF" w:sz="4"/>
+              <w:left w:val="single" w:color="BFBFBF" w:sz="4"/>
+              <w:bottom w:val="single" w:color="BFBFBF" w:sz="4"/>
+              <w:right w:val="single" w:color="BFBFBF" w:sz="4"/>
+            </w:tcBorders>
+            <w:shd w:fill="1F3864" w:color="auto" w:val="clear"/>
+            <w:tcMar>
+              <w:top w:type="dxa" w:w="70"/>
+              <w:left w:type="dxa" w:w="100"/>
+              <w:bottom w:type="dxa" w:w="70"/>
+              <w:right w:type="dxa" w:w="100"/>
+            </w:tcMar>
+          </w:tcPr>
+          <w:p>
+            <w:pPr>
+              <w:spacing w:after="0"/>
+            </w:pPr>
+            <w:r>
+              <w:rPr>
+                <w:b/>
+                <w:bCs/>
+                <w:color w:val="FFFFFF"/>
+                <w:sz w:val="18"/>
+                <w:szCs w:val="18"/>
+              </w:rPr>
+              <w:t xml:space="preserve">Meaning</w:t>
+            </w:r>
+          </w:p>
+        </w:tc>
+      </w:tr>
+      <w:tr>
+        <w:trPr>
+          <w:cantSplit/>
+        </w:trPr>
+        <w:tc>
+          <w:tcPr>
+            <w:tcW w:type="dxa" w:w="2700"/>
+            <w:tcBorders>
+              <w:top w:val="single" w:color="BFBFBF" w:sz="4"/>
+              <w:left w:val="single" w:color="BFBFBF" w:sz="4"/>
+              <w:bottom w:val="single" w:color="BFBFBF" w:sz="4"/>
+              <w:right w:val="single" w:color="BFBFBF" w:sz="4"/>
+            </w:tcBorders>
+            <w:tcMar>
+              <w:top w:type="dxa" w:w="70"/>
+              <w:left w:type="dxa" w:w="100"/>
+              <w:bottom w:type="dxa" w:w="70"/>
+              <w:right w:type="dxa" w:w="100"/>
+            </w:tcMar>
+          </w:tcPr>
+          <w:p>
+            <w:pPr>
+              <w:spacing w:after="0"/>
+            </w:pPr>
+            <w:r>
+              <w:rPr>
+                <w:b w:val="false"/>
+                <w:bCs w:val="false"/>
+                <w:sz w:val="18"/>
+                <w:szCs w:val="18"/>
+              </w:rPr>
+              <w:t xml:space="preserve">order_date, month</w:t>
+            </w:r>
+          </w:p>
+        </w:tc>
+        <w:tc>
+          <w:tcPr>
+            <w:tcW w:type="dxa" w:w="1700"/>
+            <w:tcBorders>
+              <w:top w:val="single" w:color="BFBFBF" w:sz="4"/>
+              <w:left w:val="single" w:color="BFBFBF" w:sz="4"/>
+              <w:bottom w:val="single" w:color="BFBFBF" w:sz="4"/>
+              <w:right w:val="single" w:color="BFBFBF" w:sz="4"/>
+            </w:tcBorders>
+            <w:tcMar>
+              <w:top w:type="dxa" w:w="70"/>
+              <w:left w:type="dxa" w:w="100"/>
+              <w:bottom w:type="dxa" w:w="70"/>
+              <w:right w:type="dxa" w:w="100"/>
+            </w:tcMar>
+          </w:tcPr>
+          <w:p>
+            <w:pPr>
+              <w:spacing w:after="0"/>
+            </w:pPr>
+            <w:r>
+              <w:rPr>
+                <w:b w:val="false"/>
+                <w:bCs w:val="false"/>
+                <w:sz w:val="18"/>
+                <w:szCs w:val="18"/>
+              </w:rPr>
+              <w:t xml:space="preserve">Date, number</w:t>
+            </w:r>
+          </w:p>
+        </w:tc>
+        <w:tc>
+          <w:tcPr>
+            <w:tcW w:type="dxa" w:w="4626"/>
+            <w:tcBorders>
+              <w:top w:val="single" w:color="BFBFBF" w:sz="4"/>
+              <w:left w:val="single" w:color="BFBFBF" w:sz="4"/>
+              <w:bottom w:val="single" w:color="BFBFBF" w:sz="4"/>
+              <w:right w:val="single" w:color="BFBFBF" w:sz="4"/>
+            </w:tcBorders>
+            <w:tcMar>
+              <w:top w:type="dxa" w:w="70"/>
+              <w:left w:type="dxa" w:w="100"/>
+              <w:bottom w:type="dxa" w:w="70"/>
+              <w:right w:type="dxa" w:w="100"/>
+            </w:tcMar>
+          </w:tcPr>
+          <w:p>
+            <w:pPr>
+              <w:spacing w:after="0"/>
+            </w:pPr>
+            <w:r>
+              <w:rPr>
+                <w:b w:val="false"/>
+                <w:bCs w:val="false"/>
+                <w:sz w:val="18"/>
+                <w:szCs w:val="18"/>
+              </w:rPr>
+              <w:t xml:space="preserve">When the order was booked</w:t>
+            </w:r>
+          </w:p>
+        </w:tc>
+      </w:tr>
+      <w:tr>
+        <w:trPr>
+          <w:cantSplit/>
+        </w:trPr>
+        <w:tc>
+          <w:tcPr>
+            <w:tcW w:type="dxa" w:w="2700"/>
+            <w:tcBorders>
+              <w:top w:val="single" w:color="BFBFBF" w:sz="4"/>
+              <w:left w:val="single" w:color="BFBFBF" w:sz="4"/>
+              <w:bottom w:val="single" w:color="BFBFBF" w:sz="4"/>
+              <w:right w:val="single" w:color="BFBFBF" w:sz="4"/>
+            </w:tcBorders>
+            <w:tcMar>
+              <w:top w:type="dxa" w:w="70"/>
+              <w:left w:type="dxa" w:w="100"/>
+              <w:bottom w:type="dxa" w:w="70"/>
+              <w:right w:type="dxa" w:w="100"/>
+            </w:tcMar>
+          </w:tcPr>
+          <w:p>
+            <w:pPr>
+              <w:spacing w:after="0"/>
+            </w:pPr>
+            <w:r>
+              <w:rPr>
+                <w:b w:val="false"/>
+                <w:bCs w:val="false"/>
+                <w:sz w:val="18"/>
+                <w:szCs w:val="18"/>
+              </w:rPr>
+              <w:t xml:space="preserve">warehouse</w:t>
+            </w:r>
+          </w:p>
+        </w:tc>
+        <w:tc>
+          <w:tcPr>
+            <w:tcW w:type="dxa" w:w="1700"/>
+            <w:tcBorders>
+              <w:top w:val="single" w:color="BFBFBF" w:sz="4"/>
+              <w:left w:val="single" w:color="BFBFBF" w:sz="4"/>
+              <w:bottom w:val="single" w:color="BFBFBF" w:sz="4"/>
+              <w:right w:val="single" w:color="BFBFBF" w:sz="4"/>
+            </w:tcBorders>
+            <w:tcMar>
+              <w:top w:type="dxa" w:w="70"/>
+              <w:left w:type="dxa" w:w="100"/>
+              <w:bottom w:type="dxa" w:w="70"/>
+              <w:right w:type="dxa" w:w="100"/>
+            </w:tcMar>
+          </w:tcPr>
+          <w:p>
+            <w:pPr>
+              <w:spacing w:after="0"/>
+            </w:pPr>
+            <w:r>
+              <w:rPr>
+                <w:b w:val="false"/>
+                <w:bCs w:val="false"/>
+                <w:sz w:val="18"/>
+                <w:szCs w:val="18"/>
+              </w:rPr>
+              <w:t xml:space="preserve">Category</w:t>
+            </w:r>
+          </w:p>
+        </w:tc>
+        <w:tc>
+          <w:tcPr>
+            <w:tcW w:type="dxa" w:w="4626"/>
+            <w:tcBorders>
+              <w:top w:val="single" w:color="BFBFBF" w:sz="4"/>
+              <w:left w:val="single" w:color="BFBFBF" w:sz="4"/>
+              <w:bottom w:val="single" w:color="BFBFBF" w:sz="4"/>
+              <w:right w:val="single" w:color="BFBFBF" w:sz="4"/>
+            </w:tcBorders>
+            <w:tcMar>
+              <w:top w:type="dxa" w:w="70"/>
+              <w:left w:type="dxa" w:w="100"/>
+              <w:bottom w:type="dxa" w:w="70"/>
+              <w:right w:type="dxa" w:w="100"/>
+            </w:tcMar>
+          </w:tcPr>
+          <w:p>
+            <w:pPr>
+              <w:spacing w:after="0"/>
+            </w:pPr>
+            <w:r>
+              <w:rPr>
+                <w:b w:val="false"/>
+                <w:bCs w:val="false"/>
+                <w:sz w:val="18"/>
+                <w:szCs w:val="18"/>
+              </w:rPr>
+              <w:t xml:space="preserve">Delhi, Mumbai, Kolkata or Chennai</w:t>
+            </w:r>
+          </w:p>
+        </w:tc>
+      </w:tr>
+      <w:tr>
+        <w:trPr>
+          <w:cantSplit/>
+        </w:trPr>
+        <w:tc>
+          <w:tcPr>
+            <w:tcW w:type="dxa" w:w="2700"/>
+            <w:tcBorders>
+              <w:top w:val="single" w:color="BFBFBF" w:sz="4"/>
+              <w:left w:val="single" w:color="BFBFBF" w:sz="4"/>
+              <w:bottom w:val="single" w:color="BFBFBF" w:sz="4"/>
+              <w:right w:val="single" w:color="BFBFBF" w:sz="4"/>
+            </w:tcBorders>
+            <w:tcMar>
+              <w:top w:type="dxa" w:w="70"/>
+              <w:left w:type="dxa" w:w="100"/>
+              <w:bottom w:type="dxa" w:w="70"/>
+              <w:right w:type="dxa" w:w="100"/>
+            </w:tcMar>
+          </w:tcPr>
+          <w:p>
+            <w:pPr>
+              <w:spacing w:after="0"/>
+            </w:pPr>
+            <w:r>
+              <w:rPr>
+                <w:b w:val="false"/>
+                <w:bCs w:val="false"/>
+                <w:sz w:val="18"/>
+                <w:szCs w:val="18"/>
+              </w:rPr>
+              <w:t xml:space="preserve">vehicle</w:t>
+            </w:r>
+          </w:p>
+        </w:tc>
+        <w:tc>
+          <w:tcPr>
+            <w:tcW w:type="dxa" w:w="1700"/>
+            <w:tcBorders>
+              <w:top w:val="single" w:color="BFBFBF" w:sz="4"/>
+              <w:left w:val="single" w:color="BFBFBF" w:sz="4"/>
+              <w:bottom w:val="single" w:color="BFBFBF" w:sz="4"/>
+              <w:right w:val="single" w:color="BFBFBF" w:sz="4"/>
+            </w:tcBorders>
+            <w:tcMar>
+              <w:top w:type="dxa" w:w="70"/>
+              <w:left w:type="dxa" w:w="100"/>
+              <w:bottom w:type="dxa" w:w="70"/>
+              <w:right w:type="dxa" w:w="100"/>
+            </w:tcMar>
+          </w:tcPr>
+          <w:p>
+            <w:pPr>
+              <w:spacing w:after="0"/>
+            </w:pPr>
+            <w:r>
+              <w:rPr>
+                <w:b w:val="false"/>
+                <w:bCs w:val="false"/>
+                <w:sz w:val="18"/>
+                <w:szCs w:val="18"/>
+              </w:rPr>
+              <w:t xml:space="preserve">Category</w:t>
+            </w:r>
+          </w:p>
+        </w:tc>
+        <w:tc>
+          <w:tcPr>
+            <w:tcW w:type="dxa" w:w="4626"/>
+            <w:tcBorders>
+              <w:top w:val="single" w:color="BFBFBF" w:sz="4"/>
+              <w:left w:val="single" w:color="BFBFBF" w:sz="4"/>
+              <w:bottom w:val="single" w:color="BFBFBF" w:sz="4"/>
+              <w:right w:val="single" w:color="BFBFBF" w:sz="4"/>
+            </w:tcBorders>
+            <w:tcMar>
+              <w:top w:type="dxa" w:w="70"/>
+              <w:left w:type="dxa" w:w="100"/>
+              <w:bottom w:type="dxa" w:w="70"/>
+              <w:right w:type="dxa" w:w="100"/>
+            </w:tcMar>
+          </w:tcPr>
+          <w:p>
+            <w:pPr>
+              <w:spacing w:after="0"/>
+            </w:pPr>
+            <w:r>
+              <w:rPr>
+                <w:b w:val="false"/>
+                <w:bCs w:val="false"/>
+                <w:sz w:val="18"/>
+                <w:szCs w:val="18"/>
+              </w:rPr>
+              <w:t xml:space="preserve">Bike, Van or Truck</w:t>
+            </w:r>
+          </w:p>
+        </w:tc>
+      </w:tr>
+      <w:tr>
+        <w:trPr>
+          <w:cantSplit/>
+        </w:trPr>
+        <w:tc>
+          <w:tcPr>
+            <w:tcW w:type="dxa" w:w="2700"/>
+            <w:tcBorders>
+              <w:top w:val="single" w:color="BFBFBF" w:sz="4"/>
+              <w:left w:val="single" w:color="BFBFBF" w:sz="4"/>
+              <w:bottom w:val="single" w:color="BFBFBF" w:sz="4"/>
+              <w:right w:val="single" w:color="BFBFBF" w:sz="4"/>
+            </w:tcBorders>
+            <w:tcMar>
+              <w:top w:type="dxa" w:w="70"/>
+              <w:left w:type="dxa" w:w="100"/>
+              <w:bottom w:type="dxa" w:w="70"/>
+              <w:right w:type="dxa" w:w="100"/>
+            </w:tcMar>
+          </w:tcPr>
+          <w:p>
+            <w:pPr>
+              <w:spacing w:after="0"/>
+            </w:pPr>
+            <w:r>
+              <w:rPr>
+                <w:b w:val="false"/>
+                <w:bCs w:val="false"/>
+                <w:sz w:val="18"/>
+                <w:szCs w:val="18"/>
+              </w:rPr>
+              <w:t xml:space="preserve">package_type</w:t>
+            </w:r>
+          </w:p>
+        </w:tc>
+        <w:tc>
+          <w:tcPr>
+            <w:tcW w:type="dxa" w:w="1700"/>
+            <w:tcBorders>
+              <w:top w:val="single" w:color="BFBFBF" w:sz="4"/>
+              <w:left w:val="single" w:color="BFBFBF" w:sz="4"/>
+              <w:bottom w:val="single" w:color="BFBFBF" w:sz="4"/>
+              <w:right w:val="single" w:color="BFBFBF" w:sz="4"/>
+            </w:tcBorders>
+            <w:tcMar>
+              <w:top w:type="dxa" w:w="70"/>
+              <w:left w:type="dxa" w:w="100"/>
+              <w:bottom w:type="dxa" w:w="70"/>
+              <w:right w:type="dxa" w:w="100"/>
+            </w:tcMar>
+          </w:tcPr>
+          <w:p>
+            <w:pPr>
+              <w:spacing w:after="0"/>
+            </w:pPr>
+            <w:r>
+              <w:rPr>
+                <w:b w:val="false"/>
+                <w:bCs w:val="false"/>
+                <w:sz w:val="18"/>
+                <w:szCs w:val="18"/>
+              </w:rPr>
+              <w:t xml:space="preserve">Category</w:t>
+            </w:r>
+          </w:p>
+        </w:tc>
+        <w:tc>
+          <w:tcPr>
+            <w:tcW w:type="dxa" w:w="4626"/>
+            <w:tcBorders>
+              <w:top w:val="single" w:color="BFBFBF" w:sz="4"/>
+              <w:left w:val="single" w:color="BFBFBF" w:sz="4"/>
+              <w:bottom w:val="single" w:color="BFBFBF" w:sz="4"/>
+              <w:right w:val="single" w:color="BFBFBF" w:sz="4"/>
+            </w:tcBorders>
+            <w:tcMar>
+              <w:top w:type="dxa" w:w="70"/>
+              <w:left w:type="dxa" w:w="100"/>
+              <w:bottom w:type="dxa" w:w="70"/>
+              <w:right w:type="dxa" w:w="100"/>
+            </w:tcMar>
+          </w:tcPr>
+          <w:p>
+            <w:pPr>
+              <w:spacing w:after="0"/>
+            </w:pPr>
+            <w:r>
+              <w:rPr>
+                <w:b w:val="false"/>
+                <w:bCs w:val="false"/>
+                <w:sz w:val="18"/>
+                <w:szCs w:val="18"/>
+              </w:rPr>
+              <w:t xml:space="preserve">Documents, Electronics, Clothing, Grocery or Furniture</w:t>
+            </w:r>
+          </w:p>
+        </w:tc>
+      </w:tr>
+      <w:tr>
+        <w:trPr>
+          <w:cantSplit/>
+        </w:trPr>
+        <w:tc>
+          <w:tcPr>
+            <w:tcW w:type="dxa" w:w="2700"/>
+            <w:tcBorders>
+              <w:top w:val="single" w:color="BFBFBF" w:sz="4"/>
+              <w:left w:val="single" w:color="BFBFBF" w:sz="4"/>
+              <w:bottom w:val="single" w:color="BFBFBF" w:sz="4"/>
+              <w:right w:val="single" w:color="BFBFBF" w:sz="4"/>
+            </w:tcBorders>
+            <w:tcMar>
+              <w:top w:type="dxa" w:w="70"/>
+              <w:left w:type="dxa" w:w="100"/>
+              <w:bottom w:type="dxa" w:w="70"/>
+              <w:right w:type="dxa" w:w="100"/>
+            </w:tcMar>
+          </w:tcPr>
+          <w:p>
+            <w:pPr>
+              <w:spacing w:after="0"/>
+            </w:pPr>
+            <w:r>
+              <w:rPr>
+                <w:b w:val="false"/>
+                <w:bCs w:val="false"/>
+                <w:sz w:val="18"/>
+                <w:szCs w:val="18"/>
+              </w:rPr>
+              <w:t xml:space="preserve">distance_km</w:t>
+            </w:r>
+          </w:p>
+        </w:tc>
+        <w:tc>
+          <w:tcPr>
+            <w:tcW w:type="dxa" w:w="1700"/>
+            <w:tcBorders>
+              <w:top w:val="single" w:color="BFBFBF" w:sz="4"/>
+              <w:left w:val="single" w:color="BFBFBF" w:sz="4"/>
+              <w:bottom w:val="single" w:color="BFBFBF" w:sz="4"/>
+              <w:right w:val="single" w:color="BFBFBF" w:sz="4"/>
+            </w:tcBorders>
+            <w:tcMar>
+              <w:top w:type="dxa" w:w="70"/>
+              <w:left w:type="dxa" w:w="100"/>
+              <w:bottom w:type="dxa" w:w="70"/>
+              <w:right w:type="dxa" w:w="100"/>
+            </w:tcMar>
+          </w:tcPr>
+          <w:p>
+            <w:pPr>
+              <w:spacing w:after="0"/>
+            </w:pPr>
+            <w:r>
+              <w:rPr>
+                <w:b w:val="false"/>
+                <w:bCs w:val="false"/>
+                <w:sz w:val="18"/>
+                <w:szCs w:val="18"/>
+              </w:rPr>
+              <w:t xml:space="preserve">Number</w:t>
+            </w:r>
+          </w:p>
+        </w:tc>
+        <w:tc>
+          <w:tcPr>
+            <w:tcW w:type="dxa" w:w="4626"/>
+            <w:tcBorders>
+              <w:top w:val="single" w:color="BFBFBF" w:sz="4"/>
+              <w:left w:val="single" w:color="BFBFBF" w:sz="4"/>
+              <w:bottom w:val="single" w:color="BFBFBF" w:sz="4"/>
+              <w:right w:val="single" w:color="BFBFBF" w:sz="4"/>
+            </w:tcBorders>
+            <w:tcMar>
+              <w:top w:type="dxa" w:w="70"/>
+              <w:left w:type="dxa" w:w="100"/>
+              <w:bottom w:type="dxa" w:w="70"/>
+              <w:right w:type="dxa" w:w="100"/>
+            </w:tcMar>
+          </w:tcPr>
+          <w:p>
+            <w:pPr>
+              <w:spacing w:after="0"/>
+            </w:pPr>
+            <w:r>
+              <w:rPr>
+                <w:b w:val="false"/>
+                <w:bCs w:val="false"/>
+                <w:sz w:val="18"/>
+                <w:szCs w:val="18"/>
+              </w:rPr>
+              <w:t xml:space="preserve">Distance to the customer</w:t>
+            </w:r>
+          </w:p>
+        </w:tc>
+      </w:tr>
+      <w:tr>
+        <w:trPr>
+          <w:cantSplit/>
+        </w:trPr>
+        <w:tc>
+          <w:tcPr>
+            <w:tcW w:type="dxa" w:w="2700"/>
+            <w:tcBorders>
+              <w:top w:val="single" w:color="BFBFBF" w:sz="4"/>
+              <w:left w:val="single" w:color="BFBFBF" w:sz="4"/>
+              <w:bottom w:val="single" w:color="BFBFBF" w:sz="4"/>
+              <w:right w:val="single" w:color="BFBFBF" w:sz="4"/>
+            </w:tcBorders>
+            <w:tcMar>
+              <w:top w:type="dxa" w:w="70"/>
+              <w:left w:type="dxa" w:w="100"/>
+              <w:bottom w:type="dxa" w:w="70"/>
+              <w:right w:type="dxa" w:w="100"/>
+            </w:tcMar>
+          </w:tcPr>
+          <w:p>
+            <w:pPr>
+              <w:spacing w:after="0"/>
+            </w:pPr>
+            <w:r>
+              <w:rPr>
+                <w:b w:val="false"/>
+                <w:bCs w:val="false"/>
+                <w:sz w:val="18"/>
+                <w:szCs w:val="18"/>
+              </w:rPr>
+              <w:t xml:space="preserve">weight_kg</w:t>
+            </w:r>
+          </w:p>
+        </w:tc>
+        <w:tc>
+          <w:tcPr>
+            <w:tcW w:type="dxa" w:w="1700"/>
+            <w:tcBorders>
+              <w:top w:val="single" w:color="BFBFBF" w:sz="4"/>
+              <w:left w:val="single" w:color="BFBFBF" w:sz="4"/>
+              <w:bottom w:val="single" w:color="BFBFBF" w:sz="4"/>
+              <w:right w:val="single" w:color="BFBFBF" w:sz="4"/>
+            </w:tcBorders>
+            <w:tcMar>
+              <w:top w:type="dxa" w:w="70"/>
+              <w:left w:type="dxa" w:w="100"/>
+              <w:bottom w:type="dxa" w:w="70"/>
+              <w:right w:type="dxa" w:w="100"/>
+            </w:tcMar>
+          </w:tcPr>
+          <w:p>
+            <w:pPr>
+              <w:spacing w:after="0"/>
+            </w:pPr>
+            <w:r>
+              <w:rPr>
+                <w:b w:val="false"/>
+                <w:bCs w:val="false"/>
+                <w:sz w:val="18"/>
+                <w:szCs w:val="18"/>
+              </w:rPr>
+              <w:t xml:space="preserve">Number</w:t>
+            </w:r>
+          </w:p>
+        </w:tc>
+        <w:tc>
+          <w:tcPr>
+            <w:tcW w:type="dxa" w:w="4626"/>
+            <w:tcBorders>
+              <w:top w:val="single" w:color="BFBFBF" w:sz="4"/>
+              <w:left w:val="single" w:color="BFBFBF" w:sz="4"/>
+              <w:bottom w:val="single" w:color="BFBFBF" w:sz="4"/>
+              <w:right w:val="single" w:color="BFBFBF" w:sz="4"/>
+            </w:tcBorders>
+            <w:tcMar>
+              <w:top w:type="dxa" w:w="70"/>
+              <w:left w:type="dxa" w:w="100"/>
+              <w:bottom w:type="dxa" w:w="70"/>
+              <w:right w:type="dxa" w:w="100"/>
+            </w:tcMar>
+          </w:tcPr>
+          <w:p>
+            <w:pPr>
+              <w:spacing w:after="0"/>
+            </w:pPr>
+            <w:r>
+              <w:rPr>
+                <w:b w:val="false"/>
+                <w:bCs w:val="false"/>
+                <w:sz w:val="18"/>
+                <w:szCs w:val="18"/>
+              </w:rPr>
+              <w:t xml:space="preserve">Weight of the parcel</w:t>
+            </w:r>
+          </w:p>
+        </w:tc>
+      </w:tr>
+      <w:tr>
+        <w:trPr>
+          <w:cantSplit/>
+        </w:trPr>
+        <w:tc>
+          <w:tcPr>
+            <w:tcW w:type="dxa" w:w="2700"/>
+            <w:tcBorders>
+              <w:top w:val="single" w:color="BFBFBF" w:sz="4"/>
+              <w:left w:val="single" w:color="BFBFBF" w:sz="4"/>
+              <w:bottom w:val="single" w:color="BFBFBF" w:sz="4"/>
+              <w:right w:val="single" w:color="BFBFBF" w:sz="4"/>
+            </w:tcBorders>
+            <w:tcMar>
+              <w:top w:type="dxa" w:w="70"/>
+              <w:left w:type="dxa" w:w="100"/>
+              <w:bottom w:type="dxa" w:w="70"/>
+              <w:right w:type="dxa" w:w="100"/>
+            </w:tcMar>
+          </w:tcPr>
+          <w:p>
+            <w:pPr>
+              <w:spacing w:after="0"/>
+            </w:pPr>
+            <w:r>
+              <w:rPr>
+                <w:b w:val="false"/>
+                <w:bCs w:val="false"/>
+                <w:sz w:val="18"/>
+                <w:szCs w:val="18"/>
+              </w:rPr>
+              <w:t xml:space="preserve">promised_days</w:t>
+            </w:r>
+          </w:p>
+        </w:tc>
+        <w:tc>
+          <w:tcPr>
+            <w:tcW w:type="dxa" w:w="1700"/>
+            <w:tcBorders>
+              <w:top w:val="single" w:color="BFBFBF" w:sz="4"/>
+              <w:left w:val="single" w:color="BFBFBF" w:sz="4"/>
+              <w:bottom w:val="single" w:color="BFBFBF" w:sz="4"/>
+              <w:right w:val="single" w:color="BFBFBF" w:sz="4"/>
+            </w:tcBorders>
+            <w:tcMar>
+              <w:top w:type="dxa" w:w="70"/>
+              <w:left w:type="dxa" w:w="100"/>
+              <w:bottom w:type="dxa" w:w="70"/>
+              <w:right w:type="dxa" w:w="100"/>
+            </w:tcMar>
+          </w:tcPr>
+          <w:p>
+            <w:pPr>
+              <w:spacing w:after="0"/>
+            </w:pPr>
+            <w:r>
+              <w:rPr>
+                <w:b w:val="false"/>
+                <w:bCs w:val="false"/>
+                <w:sz w:val="18"/>
+                <w:szCs w:val="18"/>
+              </w:rPr>
+              <w:t xml:space="preserve">Number</w:t>
+            </w:r>
+          </w:p>
+        </w:tc>
+        <w:tc>
+          <w:tcPr>
+            <w:tcW w:type="dxa" w:w="4626"/>
+            <w:tcBorders>
+              <w:top w:val="single" w:color="BFBFBF" w:sz="4"/>
+              <w:left w:val="single" w:color="BFBFBF" w:sz="4"/>
+              <w:bottom w:val="single" w:color="BFBFBF" w:sz="4"/>
+              <w:right w:val="single" w:color="BFBFBF" w:sz="4"/>
+            </w:tcBorders>
+            <w:tcMar>
+              <w:top w:type="dxa" w:w="70"/>
+              <w:left w:type="dxa" w:w="100"/>
+              <w:bottom w:type="dxa" w:w="70"/>
+              <w:right w:type="dxa" w:w="100"/>
+            </w:tcMar>
+          </w:tcPr>
+          <w:p>
+            <w:pPr>
+              <w:spacing w:after="0"/>
+            </w:pPr>
+            <w:r>
+              <w:rPr>
+                <w:b w:val="false"/>
+                <w:bCs w:val="false"/>
+                <w:sz w:val="18"/>
+                <w:szCs w:val="18"/>
+              </w:rPr>
+              <w:t xml:space="preserve">Days promised to the customer</w:t>
+            </w:r>
+          </w:p>
+        </w:tc>
+      </w:tr>
+      <w:tr>
+        <w:trPr>
+          <w:cantSplit/>
+        </w:trPr>
+        <w:tc>
+          <w:tcPr>
+            <w:tcW w:type="dxa" w:w="2700"/>
+            <w:tcBorders>
+              <w:top w:val="single" w:color="BFBFBF" w:sz="4"/>
+              <w:left w:val="single" w:color="BFBFBF" w:sz="4"/>
+              <w:bottom w:val="single" w:color="BFBFBF" w:sz="4"/>
+              <w:right w:val="single" w:color="BFBFBF" w:sz="4"/>
+            </w:tcBorders>
+            <w:tcMar>
+              <w:top w:type="dxa" w:w="70"/>
+              <w:left w:type="dxa" w:w="100"/>
+              <w:bottom w:type="dxa" w:w="70"/>
+              <w:right w:type="dxa" w:w="100"/>
+            </w:tcMar>
+          </w:tcPr>
+          <w:p>
+            <w:pPr>
+              <w:spacing w:after="0"/>
+            </w:pPr>
+            <w:r>
+              <w:rPr>
+                <w:b w:val="false"/>
+                <w:bCs w:val="false"/>
+                <w:sz w:val="18"/>
+                <w:szCs w:val="18"/>
+              </w:rPr>
+              <w:t xml:space="preserve">delivery_days</w:t>
+            </w:r>
+          </w:p>
+        </w:tc>
+        <w:tc>
+          <w:tcPr>
+            <w:tcW w:type="dxa" w:w="1700"/>
+            <w:tcBorders>
+              <w:top w:val="single" w:color="BFBFBF" w:sz="4"/>
+              <w:left w:val="single" w:color="BFBFBF" w:sz="4"/>
+              <w:bottom w:val="single" w:color="BFBFBF" w:sz="4"/>
+              <w:right w:val="single" w:color="BFBFBF" w:sz="4"/>
+            </w:tcBorders>
+            <w:tcMar>
+              <w:top w:type="dxa" w:w="70"/>
+              <w:left w:type="dxa" w:w="100"/>
+              <w:bottom w:type="dxa" w:w="70"/>
+              <w:right w:type="dxa" w:w="100"/>
+            </w:tcMar>
+          </w:tcPr>
+          <w:p>
+            <w:pPr>
+              <w:spacing w:after="0"/>
+            </w:pPr>
+            <w:r>
+              <w:rPr>
+                <w:b w:val="false"/>
+                <w:bCs w:val="false"/>
+                <w:sz w:val="18"/>
+                <w:szCs w:val="18"/>
+              </w:rPr>
+              <w:t xml:space="preserve">Number</w:t>
+            </w:r>
+          </w:p>
+        </w:tc>
+        <w:tc>
+          <w:tcPr>
+            <w:tcW w:type="dxa" w:w="4626"/>
+            <w:tcBorders>
+              <w:top w:val="single" w:color="BFBFBF" w:sz="4"/>
+              <w:left w:val="single" w:color="BFBFBF" w:sz="4"/>
+              <w:bottom w:val="single" w:color="BFBFBF" w:sz="4"/>
+              <w:right w:val="single" w:color="BFBFBF" w:sz="4"/>
+            </w:tcBorders>
+            <w:tcMar>
+              <w:top w:type="dxa" w:w="70"/>
+              <w:left w:type="dxa" w:w="100"/>
+              <w:bottom w:type="dxa" w:w="70"/>
+              <w:right w:type="dxa" w:w="100"/>
+            </w:tcMar>
+          </w:tcPr>
+          <w:p>
+            <w:pPr>
+              <w:spacing w:after="0"/>
+            </w:pPr>
+            <w:r>
+              <w:rPr>
+                <w:b w:val="false"/>
+                <w:bCs w:val="false"/>
+                <w:sz w:val="18"/>
+                <w:szCs w:val="18"/>
+              </w:rPr>
+              <w:t xml:space="preserve">Real delivery time in days</w:t>
+            </w:r>
+          </w:p>
+        </w:tc>
+      </w:tr>
+      <w:tr>
+        <w:trPr>
+          <w:cantSplit/>
+        </w:trPr>
+        <w:tc>
+          <w:tcPr>
+            <w:tcW w:type="dxa" w:w="2700"/>
+            <w:tcBorders>
+              <w:top w:val="single" w:color="BFBFBF" w:sz="4"/>
+              <w:left w:val="single" w:color="BFBFBF" w:sz="4"/>
+              <w:bottom w:val="single" w:color="BFBFBF" w:sz="4"/>
+              <w:right w:val="single" w:color="BFBFBF" w:sz="4"/>
+            </w:tcBorders>
+            <w:tcMar>
+              <w:top w:type="dxa" w:w="70"/>
+              <w:left w:type="dxa" w:w="100"/>
+              <w:bottom w:type="dxa" w:w="70"/>
+              <w:right w:type="dxa" w:w="100"/>
+            </w:tcMar>
+          </w:tcPr>
+          <w:p>
+            <w:pPr>
+              <w:spacing w:after="0"/>
+            </w:pPr>
+            <w:r>
+              <w:rPr>
+                <w:b w:val="false"/>
+                <w:bCs w:val="false"/>
+                <w:sz w:val="18"/>
+                <w:szCs w:val="18"/>
+              </w:rPr>
+              <w:t xml:space="preserve">shipping_cost</w:t>
+            </w:r>
+          </w:p>
+        </w:tc>
+        <w:tc>
+          <w:tcPr>
+            <w:tcW w:type="dxa" w:w="1700"/>
+            <w:tcBorders>
+              <w:top w:val="single" w:color="BFBFBF" w:sz="4"/>
+              <w:left w:val="single" w:color="BFBFBF" w:sz="4"/>
+              <w:bottom w:val="single" w:color="BFBFBF" w:sz="4"/>
+              <w:right w:val="single" w:color="BFBFBF" w:sz="4"/>
+            </w:tcBorders>
+            <w:tcMar>
+              <w:top w:type="dxa" w:w="70"/>
+              <w:left w:type="dxa" w:w="100"/>
+              <w:bottom w:type="dxa" w:w="70"/>
+              <w:right w:type="dxa" w:w="100"/>
+            </w:tcMar>
+          </w:tcPr>
+          <w:p>
+            <w:pPr>
+              <w:spacing w:after="0"/>
+            </w:pPr>
+            <w:r>
+              <w:rPr>
+                <w:b w:val="false"/>
+                <w:bCs w:val="false"/>
+                <w:sz w:val="18"/>
+                <w:szCs w:val="18"/>
+              </w:rPr>
+              <w:t xml:space="preserve">Number</w:t>
+            </w:r>
+          </w:p>
+        </w:tc>
+        <w:tc>
+          <w:tcPr>
+            <w:tcW w:type="dxa" w:w="4626"/>
+            <w:tcBorders>
+              <w:top w:val="single" w:color="BFBFBF" w:sz="4"/>
+              <w:left w:val="single" w:color="BFBFBF" w:sz="4"/>
+              <w:bottom w:val="single" w:color="BFBFBF" w:sz="4"/>
+              <w:right w:val="single" w:color="BFBFBF" w:sz="4"/>
+            </w:tcBorders>
+            <w:tcMar>
+              <w:top w:type="dxa" w:w="70"/>
+              <w:left w:type="dxa" w:w="100"/>
+              <w:bottom w:type="dxa" w:w="70"/>
+              <w:right w:type="dxa" w:w="100"/>
+            </w:tcMar>
+          </w:tcPr>
+          <w:p>
+            <w:pPr>
+              <w:spacing w:after="0"/>
+            </w:pPr>
+            <w:r>
+              <w:rPr>
+                <w:b w:val="false"/>
+                <w:bCs w:val="false"/>
+                <w:sz w:val="18"/>
+                <w:szCs w:val="18"/>
+              </w:rPr>
+              <w:t xml:space="preserve">Shipping cost in rupees</w:t>
+            </w:r>
+          </w:p>
+        </w:tc>
+      </w:tr>
+      <w:tr>
+        <w:trPr>
+          <w:cantSplit/>
+        </w:trPr>
+        <w:tc>
+          <w:tcPr>
+            <w:tcW w:type="dxa" w:w="2700"/>
+            <w:tcBorders>
+              <w:top w:val="single" w:color="BFBFBF" w:sz="4"/>
+              <w:left w:val="single" w:color="BFBFBF" w:sz="4"/>
+              <w:bottom w:val="single" w:color="BFBFBF" w:sz="4"/>
+              <w:right w:val="single" w:color="BFBFBF" w:sz="4"/>
+            </w:tcBorders>
+            <w:tcMar>
+              <w:top w:type="dxa" w:w="70"/>
+              <w:left w:type="dxa" w:w="100"/>
+              <w:bottom w:type="dxa" w:w="70"/>
+              <w:right w:type="dxa" w:w="100"/>
+            </w:tcMar>
+          </w:tcPr>
+          <w:p>
+            <w:pPr>
+              <w:spacing w:after="0"/>
+            </w:pPr>
+            <w:r>
+              <w:rPr>
+                <w:b w:val="false"/>
+                <w:bCs w:val="false"/>
+                <w:sz w:val="18"/>
+                <w:szCs w:val="18"/>
+              </w:rPr>
+              <w:t xml:space="preserve">delay_days, is_late, cost_per_km</w:t>
+            </w:r>
+          </w:p>
+        </w:tc>
+        <w:tc>
+          <w:tcPr>
+            <w:tcW w:type="dxa" w:w="1700"/>
+            <w:tcBorders>
+              <w:top w:val="single" w:color="BFBFBF" w:sz="4"/>
+              <w:left w:val="single" w:color="BFBFBF" w:sz="4"/>
+              <w:bottom w:val="single" w:color="BFBFBF" w:sz="4"/>
+              <w:right w:val="single" w:color="BFBFBF" w:sz="4"/>
+            </w:tcBorders>
+            <w:tcMar>
+              <w:top w:type="dxa" w:w="70"/>
+              <w:left w:type="dxa" w:w="100"/>
+              <w:bottom w:type="dxa" w:w="70"/>
+              <w:right w:type="dxa" w:w="100"/>
+            </w:tcMar>
+          </w:tcPr>
+          <w:p>
+            <w:pPr>
+              <w:spacing w:after="0"/>
+            </w:pPr>
+            <w:r>
+              <w:rPr>
+                <w:b w:val="false"/>
+                <w:bCs w:val="false"/>
+                <w:sz w:val="18"/>
+                <w:szCs w:val="18"/>
+              </w:rPr>
+              <w:t xml:space="preserve">Number</w:t>
+            </w:r>
+          </w:p>
+        </w:tc>
+        <w:tc>
+          <w:tcPr>
+            <w:tcW w:type="dxa" w:w="4626"/>
+            <w:tcBorders>
+              <w:top w:val="single" w:color="BFBFBF" w:sz="4"/>
+              <w:left w:val="single" w:color="BFBFBF" w:sz="4"/>
+              <w:bottom w:val="single" w:color="BFBFBF" w:sz="4"/>
+              <w:right w:val="single" w:color="BFBFBF" w:sz="4"/>
+            </w:tcBorders>
+            <w:tcMar>
+              <w:top w:type="dxa" w:w="70"/>
+              <w:left w:type="dxa" w:w="100"/>
+              <w:bottom w:type="dxa" w:w="70"/>
+              <w:right w:type="dxa" w:w="100"/>
+            </w:tcMar>
+          </w:tcPr>
+          <w:p>
+            <w:pPr>
+              <w:spacing w:after="0"/>
+            </w:pPr>
+            <w:r>
+              <w:rPr>
+                <w:b w:val="false"/>
+                <w:bCs w:val="false"/>
+                <w:sz w:val="18"/>
+                <w:szCs w:val="18"/>
+              </w:rPr>
+              <w:t xml:space="preserve">Columns I made in Week 2 (delay, late flag and cost per km)</w:t>
+            </w:r>
+          </w:p>
+        </w:tc>
+      </w:tr>
+    </w:tbl>
+    <w:p>
+      <w:pPr>
+        <w:spacing w:after="80"/>
+      </w:pPr>
+    </w:p>
+    <w:p>
+      <w:pPr>
+        <w:pStyle w:val="Heading2"/>
+        <w:keepNext/>
+      </w:pPr>
+      <w:r>
+        <w:t xml:space="preserve">2.3 Starting values of the main KPIs</w:t>
+      </w:r>
+    </w:p>
+    <w:p>
+      <w:pPr>
+        <w:spacing w:after="120" w:line="300"/>
+      </w:pPr>
+      <w:r>
+        <w:t xml:space="preserve">These are the starting (baseline) numbers for the KPIs that I planned in Week 1:</w:t>
+      </w:r>
+    </w:p>
+    <w:tbl>
+      <w:tblPr>
+        <w:tblW w:type="dxa" w:w="9026"/>
+        <w:tblBorders>
+          <w:top w:val="single" w:color="auto" w:sz="4"/>
+          <w:left w:val="single" w:color="auto" w:sz="4"/>
+          <w:bottom w:val="single" w:color="auto" w:sz="4"/>
+          <w:right w:val="single" w:color="auto" w:sz="4"/>
+          <w:insideH w:val="single" w:color="auto" w:sz="4"/>
+          <w:insideV w:val="single" w:color="auto" w:sz="4"/>
+        </w:tblBorders>
+      </w:tblPr>
+      <w:tblGrid>
+        <w:gridCol w:w="4200"/>
+        <w:gridCol w:w="2500"/>
+        <w:gridCol w:w="2326"/>
+      </w:tblGrid>
+      <w:tr>
+        <w:trPr>
+          <w:tblHeader/>
+        </w:trPr>
+        <w:tc>
+          <w:tcPr>
+            <w:tcW w:type="dxa" w:w="4200"/>
             <w:tcBorders>
               <w:top w:val="single" w:color="BFBFBF" w:sz="4"/>
               <w:left w:val="single" w:color="BFBFBF" w:sz="4"/>
@@ -722,7 +1785,7 @@
         </w:tc>
         <w:tc>
           <w:tcPr>
-            <w:tcW w:type="dxa" w:w="4513"/>
+            <w:tcW w:type="dxa" w:w="2500"/>
             <w:tcBorders>
               <w:top w:val="single" w:color="BFBFBF" w:sz="4"/>
               <w:left w:val="single" w:color="BFBFBF" w:sz="4"/>
@@ -749,7 +1812,40 @@
                 <w:sz w:val="19"/>
                 <w:szCs w:val="19"/>
               </w:rPr>
-              <w:t xml:space="preserve">Baseline value</w:t>
+              <w:t xml:space="preserve">Starting value</w:t>
+            </w:r>
+          </w:p>
+        </w:tc>
+        <w:tc>
+          <w:tcPr>
+            <w:tcW w:type="dxa" w:w="2326"/>
+            <w:tcBorders>
+              <w:top w:val="single" w:color="BFBFBF" w:sz="4"/>
+              <w:left w:val="single" w:color="BFBFBF" w:sz="4"/>
+              <w:bottom w:val="single" w:color="BFBFBF" w:sz="4"/>
+              <w:right w:val="single" w:color="BFBFBF" w:sz="4"/>
+            </w:tcBorders>
+            <w:shd w:fill="1F3864" w:color="auto" w:val="clear"/>
+            <w:tcMar>
+              <w:top w:type="dxa" w:w="70"/>
+              <w:left w:type="dxa" w:w="100"/>
+              <w:bottom w:type="dxa" w:w="70"/>
+              <w:right w:type="dxa" w:w="100"/>
+            </w:tcMar>
+          </w:tcPr>
+          <w:p>
+            <w:pPr>
+              <w:spacing w:after="0"/>
+            </w:pPr>
+            <w:r>
+              <w:rPr>
+                <w:b/>
+                <w:bCs/>
+                <w:color w:val="FFFFFF"/>
+                <w:sz w:val="19"/>
+                <w:szCs w:val="19"/>
+              </w:rPr>
+              <w:t xml:space="preserve">Target</w:t>
             </w:r>
           </w:p>
         </w:tc>
@@ -760,7 +1856,7 @@
         </w:trPr>
         <w:tc>
           <w:tcPr>
-            <w:tcW w:type="dxa" w:w="4513"/>
+            <w:tcW w:type="dxa" w:w="4200"/>
             <w:tcBorders>
               <w:top w:val="single" w:color="BFBFBF" w:sz="4"/>
               <w:left w:val="single" w:color="BFBFBF" w:sz="4"/>
@@ -785,13 +1881,13 @@
                 <w:sz w:val="19"/>
                 <w:szCs w:val="19"/>
               </w:rPr>
-              <w:t xml:space="preserve">On-Time Delivery Rate</w:t>
-            </w:r>
-          </w:p>
-        </w:tc>
-        <w:tc>
-          <w:tcPr>
-            <w:tcW w:type="dxa" w:w="4513"/>
+              <w:t xml:space="preserve">On-time delivery rate</w:t>
+            </w:r>
+          </w:p>
+        </w:tc>
+        <w:tc>
+          <w:tcPr>
+            <w:tcW w:type="dxa" w:w="2500"/>
             <w:tcBorders>
               <w:top w:val="single" w:color="BFBFBF" w:sz="4"/>
               <w:left w:val="single" w:color="BFBFBF" w:sz="4"/>
@@ -816,7 +1912,38 @@
                 <w:sz w:val="19"/>
                 <w:szCs w:val="19"/>
               </w:rPr>
-              <w:t xml:space="preserve">82.5%  (target: 90%)</w:t>
+              <w:t xml:space="preserve">82.5%</w:t>
+            </w:r>
+          </w:p>
+        </w:tc>
+        <w:tc>
+          <w:tcPr>
+            <w:tcW w:type="dxa" w:w="2326"/>
+            <w:tcBorders>
+              <w:top w:val="single" w:color="BFBFBF" w:sz="4"/>
+              <w:left w:val="single" w:color="BFBFBF" w:sz="4"/>
+              <w:bottom w:val="single" w:color="BFBFBF" w:sz="4"/>
+              <w:right w:val="single" w:color="BFBFBF" w:sz="4"/>
+            </w:tcBorders>
+            <w:tcMar>
+              <w:top w:type="dxa" w:w="70"/>
+              <w:left w:type="dxa" w:w="100"/>
+              <w:bottom w:type="dxa" w:w="70"/>
+              <w:right w:type="dxa" w:w="100"/>
+            </w:tcMar>
+          </w:tcPr>
+          <w:p>
+            <w:pPr>
+              <w:spacing w:after="0"/>
+            </w:pPr>
+            <w:r>
+              <w:rPr>
+                <w:b w:val="false"/>
+                <w:bCs w:val="false"/>
+                <w:sz w:val="19"/>
+                <w:szCs w:val="19"/>
+              </w:rPr>
+              <w:t xml:space="preserve">90% or more</w:t>
             </w:r>
           </w:p>
         </w:tc>
@@ -827,7 +1954,7 @@
         </w:trPr>
         <w:tc>
           <w:tcPr>
-            <w:tcW w:type="dxa" w:w="4513"/>
+            <w:tcW w:type="dxa" w:w="4200"/>
             <w:tcBorders>
               <w:top w:val="single" w:color="BFBFBF" w:sz="4"/>
               <w:left w:val="single" w:color="BFBFBF" w:sz="4"/>
@@ -852,13 +1979,13 @@
                 <w:sz w:val="19"/>
                 <w:szCs w:val="19"/>
               </w:rPr>
-              <w:t xml:space="preserve">Average Delivery Time</w:t>
-            </w:r>
-          </w:p>
-        </w:tc>
-        <w:tc>
-          <w:tcPr>
-            <w:tcW w:type="dxa" w:w="4513"/>
+              <w:t xml:space="preserve">Average delivery time</w:t>
+            </w:r>
+          </w:p>
+        </w:tc>
+        <w:tc>
+          <w:tcPr>
+            <w:tcW w:type="dxa" w:w="2500"/>
             <w:tcBorders>
               <w:top w:val="single" w:color="BFBFBF" w:sz="4"/>
               <w:left w:val="single" w:color="BFBFBF" w:sz="4"/>
@@ -884,6 +2011,37 @@
                 <w:szCs w:val="19"/>
               </w:rPr>
               <w:t xml:space="preserve">2.37 days</w:t>
+            </w:r>
+          </w:p>
+        </w:tc>
+        <w:tc>
+          <w:tcPr>
+            <w:tcW w:type="dxa" w:w="2326"/>
+            <w:tcBorders>
+              <w:top w:val="single" w:color="BFBFBF" w:sz="4"/>
+              <w:left w:val="single" w:color="BFBFBF" w:sz="4"/>
+              <w:bottom w:val="single" w:color="BFBFBF" w:sz="4"/>
+              <w:right w:val="single" w:color="BFBFBF" w:sz="4"/>
+            </w:tcBorders>
+            <w:tcMar>
+              <w:top w:type="dxa" w:w="70"/>
+              <w:left w:type="dxa" w:w="100"/>
+              <w:bottom w:type="dxa" w:w="70"/>
+              <w:right w:type="dxa" w:w="100"/>
+            </w:tcMar>
+          </w:tcPr>
+          <w:p>
+            <w:pPr>
+              <w:spacing w:after="0"/>
+            </w:pPr>
+            <w:r>
+              <w:rPr>
+                <w:b w:val="false"/>
+                <w:bCs w:val="false"/>
+                <w:sz w:val="19"/>
+                <w:szCs w:val="19"/>
+              </w:rPr>
+              <w:t xml:space="preserve">Lower</w:t>
             </w:r>
           </w:p>
         </w:tc>
@@ -894,7 +2052,7 @@
         </w:trPr>
         <w:tc>
           <w:tcPr>
-            <w:tcW w:type="dxa" w:w="4513"/>
+            <w:tcW w:type="dxa" w:w="4200"/>
             <w:tcBorders>
               <w:top w:val="single" w:color="BFBFBF" w:sz="4"/>
               <w:left w:val="single" w:color="BFBFBF" w:sz="4"/>
@@ -919,13 +2077,13 @@
                 <w:sz w:val="19"/>
                 <w:szCs w:val="19"/>
               </w:rPr>
-              <w:t xml:space="preserve">Cost per Kilometre</w:t>
-            </w:r>
-          </w:p>
-        </w:tc>
-        <w:tc>
-          <w:tcPr>
-            <w:tcW w:type="dxa" w:w="4513"/>
+              <w:t xml:space="preserve">Cost per kilometre</w:t>
+            </w:r>
+          </w:p>
+        </w:tc>
+        <w:tc>
+          <w:tcPr>
+            <w:tcW w:type="dxa" w:w="2500"/>
             <w:tcBorders>
               <w:top w:val="single" w:color="BFBFBF" w:sz="4"/>
               <w:left w:val="single" w:color="BFBFBF" w:sz="4"/>
@@ -954,6 +2112,135 @@
             </w:r>
           </w:p>
         </w:tc>
+        <w:tc>
+          <w:tcPr>
+            <w:tcW w:type="dxa" w:w="2326"/>
+            <w:tcBorders>
+              <w:top w:val="single" w:color="BFBFBF" w:sz="4"/>
+              <w:left w:val="single" w:color="BFBFBF" w:sz="4"/>
+              <w:bottom w:val="single" w:color="BFBFBF" w:sz="4"/>
+              <w:right w:val="single" w:color="BFBFBF" w:sz="4"/>
+            </w:tcBorders>
+            <w:tcMar>
+              <w:top w:type="dxa" w:w="70"/>
+              <w:left w:type="dxa" w:w="100"/>
+              <w:bottom w:type="dxa" w:w="70"/>
+              <w:right w:type="dxa" w:w="100"/>
+            </w:tcMar>
+          </w:tcPr>
+          <w:p>
+            <w:pPr>
+              <w:spacing w:after="0"/>
+            </w:pPr>
+            <w:r>
+              <w:rPr>
+                <w:b w:val="false"/>
+                <w:bCs w:val="false"/>
+                <w:sz w:val="19"/>
+                <w:szCs w:val="19"/>
+              </w:rPr>
+              <w:t xml:space="preserve">Lower</w:t>
+            </w:r>
+          </w:p>
+        </w:tc>
+      </w:tr>
+      <w:tr>
+        <w:trPr>
+          <w:cantSplit/>
+        </w:trPr>
+        <w:tc>
+          <w:tcPr>
+            <w:tcW w:type="dxa" w:w="4200"/>
+            <w:tcBorders>
+              <w:top w:val="single" w:color="BFBFBF" w:sz="4"/>
+              <w:left w:val="single" w:color="BFBFBF" w:sz="4"/>
+              <w:bottom w:val="single" w:color="BFBFBF" w:sz="4"/>
+              <w:right w:val="single" w:color="BFBFBF" w:sz="4"/>
+            </w:tcBorders>
+            <w:tcMar>
+              <w:top w:type="dxa" w:w="70"/>
+              <w:left w:type="dxa" w:w="100"/>
+              <w:bottom w:type="dxa" w:w="70"/>
+              <w:right w:type="dxa" w:w="100"/>
+            </w:tcMar>
+          </w:tcPr>
+          <w:p>
+            <w:pPr>
+              <w:spacing w:after="0"/>
+            </w:pPr>
+            <w:r>
+              <w:rPr>
+                <w:b w:val="false"/>
+                <w:bCs w:val="false"/>
+                <w:sz w:val="19"/>
+                <w:szCs w:val="19"/>
+              </w:rPr>
+              <w:t xml:space="preserve">Average delay in the slowest warehouse (Kolkata)</w:t>
+            </w:r>
+          </w:p>
+        </w:tc>
+        <w:tc>
+          <w:tcPr>
+            <w:tcW w:type="dxa" w:w="2500"/>
+            <w:tcBorders>
+              <w:top w:val="single" w:color="BFBFBF" w:sz="4"/>
+              <w:left w:val="single" w:color="BFBFBF" w:sz="4"/>
+              <w:bottom w:val="single" w:color="BFBFBF" w:sz="4"/>
+              <w:right w:val="single" w:color="BFBFBF" w:sz="4"/>
+            </w:tcBorders>
+            <w:tcMar>
+              <w:top w:type="dxa" w:w="70"/>
+              <w:left w:type="dxa" w:w="100"/>
+              <w:bottom w:type="dxa" w:w="70"/>
+              <w:right w:type="dxa" w:w="100"/>
+            </w:tcMar>
+          </w:tcPr>
+          <w:p>
+            <w:pPr>
+              <w:spacing w:after="0"/>
+            </w:pPr>
+            <w:r>
+              <w:rPr>
+                <w:b w:val="false"/>
+                <w:bCs w:val="false"/>
+                <w:sz w:val="19"/>
+                <w:szCs w:val="19"/>
+              </w:rPr>
+              <w:t xml:space="preserve">+0.13 days</w:t>
+            </w:r>
+          </w:p>
+        </w:tc>
+        <w:tc>
+          <w:tcPr>
+            <w:tcW w:type="dxa" w:w="2326"/>
+            <w:tcBorders>
+              <w:top w:val="single" w:color="BFBFBF" w:sz="4"/>
+              <w:left w:val="single" w:color="BFBFBF" w:sz="4"/>
+              <w:bottom w:val="single" w:color="BFBFBF" w:sz="4"/>
+              <w:right w:val="single" w:color="BFBFBF" w:sz="4"/>
+            </w:tcBorders>
+            <w:tcMar>
+              <w:top w:type="dxa" w:w="70"/>
+              <w:left w:type="dxa" w:w="100"/>
+              <w:bottom w:type="dxa" w:w="70"/>
+              <w:right w:type="dxa" w:w="100"/>
+            </w:tcMar>
+          </w:tcPr>
+          <w:p>
+            <w:pPr>
+              <w:spacing w:after="0"/>
+            </w:pPr>
+            <w:r>
+              <w:rPr>
+                <w:b w:val="false"/>
+                <w:bCs w:val="false"/>
+                <w:sz w:val="19"/>
+                <w:szCs w:val="19"/>
+              </w:rPr>
+              <w:t xml:space="preserve">0 days or less</w:t>
+            </w:r>
+          </w:p>
+        </w:tc>
       </w:tr>
     </w:tbl>
     <w:p>
@@ -968,6 +2255,14 @@
       </w:pPr>
       <w:r>
         <w:t xml:space="preserve">3. Exploratory Data Analysis (EDA)</w:t>
+      </w:r>
+    </w:p>
+    <w:p>
+      <w:pPr>
+        <w:spacing w:after="120" w:line="300"/>
+      </w:pPr>
+      <w:r>
+        <w:t xml:space="preserve">EDA means looking at the data with numbers and charts before making any model. Here I look at three things: the centre of the data (average and median), how the data is spread, and how the variables move together (correlation).</w:t>
       </w:r>
     </w:p>
     <w:p>
@@ -2132,6 +3427,14 @@
     </w:p>
     <w:p>
       <w:pPr>
+        <w:spacing w:after="120" w:line="300"/>
+      </w:pPr>
+      <w:r>
+        <w:t xml:space="preserve">Mean is the average and median is the middle value. Standard deviation shows how far the values are from the average. Skewness shows if the data leans to one side (0 means balanced).</w:t>
+      </w:r>
+    </w:p>
+    <w:p>
+      <w:pPr>
         <w:pStyle w:val="ListParagraph"/>
         <w:numPr>
           <w:ilvl w:val="0"/>
@@ -2147,10 +3450,10 @@
           <w:b/>
           <w:bCs/>
         </w:rPr>
-        <w:t xml:space="preserve">Delivery time</w:t>
-      </w:r>
-      <w:r>
-        <w:t xml:space="preserve"> has mean 2.37 and median 2.40 days with a very small skewness (0.10), so the distribution is almost symmetric. Most orders take between about 1.5 and 3.2 days (mean +/- 1 standard deviation).</w:t>
+        <w:t xml:space="preserve">Delivery time:</w:t>
+      </w:r>
+      <w:r>
+        <w:t xml:space="preserve"> mean 2.37 and median 2.40 days are almost the same, and skewness is only 0.10. So the data is balanced. Most orders take about 1.5 to 3.2 days (mean plus or minus one standard deviation).</w:t>
       </w:r>
     </w:p>
     <w:p>
@@ -2170,10 +3473,10 @@
           <w:b/>
           <w:bCs/>
         </w:rPr>
-        <w:t xml:space="preserve">Weight</w:t>
-      </w:r>
-      <w:r>
-        <w:t xml:space="preserve"> is right-skewed (skewness 1.54): the median (10.50 kg) is lower than the mean (11.91 kg) because a few parcels are very heavy (up to 62.8 kg).</w:t>
+        <w:t xml:space="preserve">Weight:</w:t>
+      </w:r>
+      <w:r>
+        <w:t xml:space="preserve"> the median (10.50 kg) is lower than the mean (11.91 kg), and skewness is 1.54. This means a few very heavy parcels (up to 62.8 kg) pull the average up.</w:t>
       </w:r>
     </w:p>
     <w:p>
@@ -2193,21 +3496,131 @@
           <w:b/>
           <w:bCs/>
         </w:rPr>
-        <w:t xml:space="preserve">Distance</w:t>
-      </w:r>
-      <w:r>
-        <w:t xml:space="preserve"> and </w:t>
+        <w:t xml:space="preserve">Distance and cost:</w:t>
+      </w:r>
+      <w:r>
+        <w:t xml:space="preserve"> both are fairly balanced (skewness near 0) and have a wide range. Orders go from 10 km to 898 km.</w:t>
+      </w:r>
+    </w:p>
+    <w:p>
+      <w:pPr>
+        <w:keepNext/>
+        <w:spacing w:after="120" w:line="300"/>
+      </w:pPr>
+      <w:r>
+        <w:t xml:space="preserve"/>
       </w:r>
       <w:r>
         <w:rPr>
           <w:b/>
           <w:bCs/>
         </w:rPr>
-        <w:t xml:space="preserve">shipping cost</w:t>
-      </w:r>
-      <w:r>
-        <w:t xml:space="preserve"> are almost symmetric (skewness close to 0), with a wide spread: orders travel from 10 to 898 km.</w:t>
-      </w:r>
+        <w:t xml:space="preserve">Output of my Python code (first part):</w:t>
+      </w:r>
+      <w:r>
+        <w:t xml:space="preserve"/>
+      </w:r>
+    </w:p>
+    <w:p>
+      <w:pPr>
+        <w:keepLines/>
+        <w:shd w:fill="F2F2F2" w:color="auto" w:val="clear"/>
+        <w:spacing w:after="0" w:line="240"/>
+        <w:ind w:left="120" w:right="120"/>
+      </w:pPr>
+      <w:r>
+        <w:rPr>
+          <w:rFonts w:ascii="Courier New" w:cs="Courier New" w:eastAsia="Courier New" w:hAnsi="Courier New"/>
+          <w:sz w:val="17"/>
+          <w:szCs w:val="17"/>
+        </w:rPr>
+        <w:t xml:space="preserve">=== Central tendency ===</w:t>
+      </w:r>
+    </w:p>
+    <w:p>
+      <w:pPr>
+        <w:keepLines/>
+        <w:shd w:fill="F2F2F2" w:color="auto" w:val="clear"/>
+        <w:spacing w:after="0" w:line="240"/>
+        <w:ind w:left="120" w:right="120"/>
+      </w:pPr>
+      <w:r>
+        <w:rPr>
+          <w:rFonts w:ascii="Courier New" w:cs="Courier New" w:eastAsia="Courier New" w:hAnsi="Courier New"/>
+          <w:sz w:val="17"/>
+          <w:szCs w:val="17"/>
+        </w:rPr>
+        <w:t xml:space="preserve">                   mean  median     std   min     max  skew</w:t>
+      </w:r>
+    </w:p>
+    <w:p>
+      <w:pPr>
+        <w:keepLines/>
+        <w:shd w:fill="F2F2F2" w:color="auto" w:val="clear"/>
+        <w:spacing w:after="0" w:line="240"/>
+        <w:ind w:left="120" w:right="120"/>
+      </w:pPr>
+      <w:r>
+        <w:rPr>
+          <w:rFonts w:ascii="Courier New" w:cs="Courier New" w:eastAsia="Courier New" w:hAnsi="Courier New"/>
+          <w:sz w:val="17"/>
+          <w:szCs w:val="17"/>
+        </w:rPr>
+        <w:t xml:space="preserve">distance_km     453.68   462.5  252.06  10.0   898.0  0.01</w:t>
+      </w:r>
+    </w:p>
+    <w:p>
+      <w:pPr>
+        <w:keepLines/>
+        <w:shd w:fill="F2F2F2" w:color="auto" w:val="clear"/>
+        <w:spacing w:after="0" w:line="240"/>
+        <w:ind w:left="120" w:right="120"/>
+      </w:pPr>
+      <w:r>
+        <w:rPr>
+          <w:rFonts w:ascii="Courier New" w:cs="Courier New" w:eastAsia="Courier New" w:hAnsi="Courier New"/>
+          <w:sz w:val="17"/>
+          <w:szCs w:val="17"/>
+        </w:rPr>
+        <w:t xml:space="preserve">weight_kg        11.91    10.5    8.23   0.5    62.8  1.54</w:t>
+      </w:r>
+    </w:p>
+    <w:p>
+      <w:pPr>
+        <w:keepLines/>
+        <w:shd w:fill="F2F2F2" w:color="auto" w:val="clear"/>
+        <w:spacing w:after="0" w:line="240"/>
+        <w:ind w:left="120" w:right="120"/>
+      </w:pPr>
+      <w:r>
+        <w:rPr>
+          <w:rFonts w:ascii="Courier New" w:cs="Courier New" w:eastAsia="Courier New" w:hAnsi="Courier New"/>
+          <w:sz w:val="17"/>
+          <w:szCs w:val="17"/>
+        </w:rPr>
+        <w:t xml:space="preserve">delivery_days     2.37     2.4    0.84   0.5     5.1  0.10</w:t>
+      </w:r>
+    </w:p>
+    <w:p>
+      <w:pPr>
+        <w:keepLines/>
+        <w:shd w:fill="F2F2F2" w:color="auto" w:val="clear"/>
+        <w:spacing w:after="0" w:line="240"/>
+        <w:ind w:left="120" w:right="120"/>
+      </w:pPr>
+      <w:r>
+        <w:rPr>
+          <w:rFonts w:ascii="Courier New" w:cs="Courier New" w:eastAsia="Courier New" w:hAnsi="Courier New"/>
+          <w:sz w:val="17"/>
+          <w:szCs w:val="17"/>
+        </w:rPr>
+        <w:t xml:space="preserve">shipping_cost  1226.01  1261.0  594.97  30.0  2378.0 -0.06</w:t>
+      </w:r>
+    </w:p>
+    <w:p>
+      <w:pPr>
+        <w:spacing w:after="80"/>
+      </w:pPr>
     </w:p>
     <w:p>
       <w:pPr>
@@ -2215,7 +3628,15 @@
         <w:keepNext/>
       </w:pPr>
       <w:r>
-        <w:t xml:space="preserve">3.2 Correlation analysis</w:t>
+        <w:t xml:space="preserve">3.2 Correlation</w:t>
+      </w:r>
+    </w:p>
+    <w:p>
+      <w:pPr>
+        <w:spacing w:after="120" w:line="300"/>
+      </w:pPr>
+      <w:r>
+        <w:t xml:space="preserve">Correlation tells how two variables move together. It goes from -1 to +1. A value near +1 means that when one goes up, the other also goes up. A value near 0 means there is almost no link.</w:t>
       </w:r>
     </w:p>
     <w:tbl>
@@ -2500,7 +3921,7 @@
                 <w:sz w:val="18"/>
                 <w:szCs w:val="18"/>
               </w:rPr>
-              <w:t xml:space="preserve">-0.00</w:t>
+              <w:t xml:space="preserve">0.00</w:t>
             </w:r>
           </w:p>
         </w:tc>
@@ -2629,7 +4050,7 @@
                 <w:sz w:val="18"/>
                 <w:szCs w:val="18"/>
               </w:rPr>
-              <w:t xml:space="preserve">-0.00</w:t>
+              <w:t xml:space="preserve">0.00</w:t>
             </w:r>
           </w:p>
         </w:tc>
@@ -3070,10 +4491,10 @@
           <w:b/>
           <w:bCs/>
         </w:rPr>
-        <w:t xml:space="preserve">distance and cost: 0.99</w:t>
-      </w:r>
-      <w:r>
-        <w:t xml:space="preserve"> - a very strong positive relationship. Distance is the main cost driver.</w:t>
+        <w:t xml:space="preserve">Distance and cost: 0.99.</w:t>
+      </w:r>
+      <w:r>
+        <w:t xml:space="preserve"> A very strong link. Distance is the main thing that decides the cost.</w:t>
       </w:r>
     </w:p>
     <w:p>
@@ -3093,10 +4514,10 @@
           <w:b/>
           <w:bCs/>
         </w:rPr>
-        <w:t xml:space="preserve">distance and delivery time: 0.66</w:t>
-      </w:r>
-      <w:r>
-        <w:t xml:space="preserve"> - a strong positive relationship; longer routes take more days.</w:t>
+        <w:t xml:space="preserve">Distance and delivery time: 0.66.</w:t>
+      </w:r>
+      <w:r>
+        <w:t xml:space="preserve"> A strong link. Longer trips take more days.</w:t>
       </w:r>
     </w:p>
     <w:p>
@@ -3116,20 +4537,10 @@
           <w:b/>
           <w:bCs/>
         </w:rPr>
-        <w:t xml:space="preserve">weight and delivery time: 0.14</w:t>
-      </w:r>
-      <w:r>
-        <w:t xml:space="preserve"> and </w:t>
-      </w:r>
-      <w:r>
-        <w:rPr>
-          <w:b/>
-          <w:bCs/>
-        </w:rPr>
-        <w:t xml:space="preserve">weight and cost: 0.08</w:t>
-      </w:r>
-      <w:r>
-        <w:t xml:space="preserve"> - weak positive relationships; weight matters, but far less than distance.</w:t>
+        <w:t xml:space="preserve">Weight and delivery time: 0.14; weight and cost: 0.08.</w:t>
+      </w:r>
+      <w:r>
+        <w:t xml:space="preserve"> Weak links. Weight matters a little, but much less than distance.</w:t>
       </w:r>
     </w:p>
     <w:p>
@@ -3142,7 +4553,17 @@
         <w:spacing w:after="60" w:line="290"/>
       </w:pPr>
       <w:r>
-        <w:t xml:space="preserve">Correlation shows a relationship, not proof of cause; the model in Week 4 separates the effect of each factor.</w:t>
+        <w:t xml:space="preserve"/>
+      </w:r>
+      <w:r>
+        <w:rPr>
+          <w:b/>
+          <w:bCs/>
+        </w:rPr>
+        <w:t xml:space="preserve">One careful point:</w:t>
+      </w:r>
+      <w:r>
+        <w:t xml:space="preserve"> correlation shows a link, not the reason. In Week 4 the prediction model will help to see the effect of each factor separately.</w:t>
       </w:r>
     </w:p>
     <w:p>
@@ -3151,7 +4572,7 @@
         <w:keepNext/>
       </w:pPr>
       <w:r>
-        <w:t xml:space="preserve">3.3 Group-wise summaries</w:t>
+        <w:t xml:space="preserve">3.3 Group-wise numbers</w:t>
       </w:r>
     </w:p>
     <w:p>
@@ -6196,7 +7617,7 @@
         <w:keepNext/>
       </w:pPr>
       <w:r>
-        <w:t xml:space="preserve">4. Visualizations and Interpretation</w:t>
+        <w:t xml:space="preserve">4. Visualizations</w:t>
       </w:r>
     </w:p>
     <w:p>
@@ -6204,7 +7625,7 @@
         <w:spacing w:after="120" w:line="300"/>
       </w:pPr>
       <w:r>
-        <w:t xml:space="preserve">Six charts were produced with matplotlib and seaborn. For each chart the reason for choosing that chart type, the main finding and the code are given.</w:t>
+        <w:t xml:space="preserve">I made eight charts. For each one I wrote why I chose that type of chart, what I found, and the code I used. The charts cover trends (line chart), distributions (histogram and boxplot), relationships (scatter plot and heatmap) and comparisons (bar charts).</w:t>
       </w:r>
     </w:p>
     <w:p>
@@ -6225,9 +7646,9 @@
       <w:r>
         <w:drawing>
           <wp:inline distT="0" distB="0" distL="0" distR="0">
-            <wp:extent cx="4191000" cy="2695575"/>
+            <wp:extent cx="4095750" cy="2628900"/>
             <wp:effectExtent t="0" r="0" b="0" l="0"/>
-            <wp:docPr id="1" name="01_delivery_time_histogram.png" descr="Figure 1: Distribution of delivery time" title="Figure 1: Distribution of delivery time"/>
+            <wp:docPr id="1" name="01_delivery_time_histogram.png" descr="Figure 1: Histogram: distribution of delivery time" title="Figure 1: Histogram: distribution of delivery time"/>
             <wp:cNvGraphicFramePr>
               <a:graphicFrameLocks xmlns:a="http://schemas.openxmlformats.org/drawingml/2006/main" noChangeAspect="1"/>
             </wp:cNvGraphicFramePr>
@@ -6250,7 +7671,7 @@
                   <pic:spPr bwMode="auto">
                     <a:xfrm>
                       <a:off x="0" y="0"/>
-                      <a:ext cx="4191000" cy="2695575"/>
+                      <a:ext cx="4095750" cy="2628900"/>
                     </a:xfrm>
                     <a:prstGeom prst="rect">
                       <a:avLst/>
@@ -6276,7 +7697,7 @@
           <w:sz w:val="18"/>
           <w:szCs w:val="18"/>
         </w:rPr>
-        <w:t xml:space="preserve">Figure 1: Distribution of delivery time</w:t>
+        <w:t xml:space="preserve">Figure 1: Histogram: distribution of delivery time</w:t>
       </w:r>
     </w:p>
     <w:p>
@@ -6291,10 +7712,10 @@
           <w:b/>
           <w:bCs/>
         </w:rPr>
-        <w:t xml:space="preserve">Why a histogram:</w:t>
-      </w:r>
-      <w:r>
-        <w:t xml:space="preserve"> it shows how a single numeric variable is spread and whether it is normal, skewed or has several peaks.</w:t>
+        <w:t xml:space="preserve">Why I chose this chart:</w:t>
+      </w:r>
+      <w:r>
+        <w:t xml:space="preserve"> a histogram shows how one number is spread, and whether most values are in the middle or if there are many extreme values.</w:t>
       </w:r>
     </w:p>
     <w:p>
@@ -6309,10 +7730,10 @@
           <w:b/>
           <w:bCs/>
         </w:rPr>
-        <w:t xml:space="preserve">Finding:</w:t>
-      </w:r>
-      <w:r>
-        <w:t xml:space="preserve"> the shape is close to a bell curve with the mean (2.37 days) and median (2.40 days) almost at the same place, so the "typical" order takes about 2.4 days. A tail on the right shows a smaller group of slow orders (up to 5.1 days) which needs a separate explanation.</w:t>
+        <w:t xml:space="preserve">What I found:</w:t>
+      </w:r>
+      <w:r>
+        <w:t xml:space="preserve"> The shape is close to a bell. The mean (2.37 days) and the median (2.40 days) are almost at the same point, so a normal order takes about 2.4 days. A small tail on the right shows some slow orders, up to 5.1 days. These slow orders need a reason, which I look for in the next charts.</w:t>
       </w:r>
     </w:p>
     <w:p>
@@ -6370,9 +7791,9 @@
       <w:r>
         <w:drawing>
           <wp:inline distT="0" distB="0" distL="0" distR="0">
-            <wp:extent cx="4191000" cy="2695575"/>
+            <wp:extent cx="4095750" cy="2628900"/>
             <wp:effectExtent t="0" r="0" b="0" l="0"/>
-            <wp:docPr id="1" name="02_delivery_by_vehicle_boxplot.png" descr="Figure 2: Delivery time by vehicle type" title="Figure 2: Delivery time by vehicle type"/>
+            <wp:docPr id="1" name="02_delivery_by_vehicle_boxplot.png" descr="Figure 2: Boxplot: delivery time by vehicle type" title="Figure 2: Boxplot: delivery time by vehicle type"/>
             <wp:cNvGraphicFramePr>
               <a:graphicFrameLocks xmlns:a="http://schemas.openxmlformats.org/drawingml/2006/main" noChangeAspect="1"/>
             </wp:cNvGraphicFramePr>
@@ -6395,7 +7816,7 @@
                   <pic:spPr bwMode="auto">
                     <a:xfrm>
                       <a:off x="0" y="0"/>
-                      <a:ext cx="4191000" cy="2695575"/>
+                      <a:ext cx="4095750" cy="2628900"/>
                     </a:xfrm>
                     <a:prstGeom prst="rect">
                       <a:avLst/>
@@ -6421,7 +7842,7 @@
           <w:sz w:val="18"/>
           <w:szCs w:val="18"/>
         </w:rPr>
-        <w:t xml:space="preserve">Figure 2: Delivery time by vehicle type</w:t>
+        <w:t xml:space="preserve">Figure 2: Boxplot: delivery time by vehicle type</w:t>
       </w:r>
     </w:p>
     <w:p>
@@ -6436,10 +7857,10 @@
           <w:b/>
           <w:bCs/>
         </w:rPr>
-        <w:t xml:space="preserve">Why a boxplot:</w:t>
-      </w:r>
-      <w:r>
-        <w:t xml:space="preserve"> it compares the median, spread and extreme values of several groups side by side.</w:t>
+        <w:t xml:space="preserve">Why I chose this chart:</w:t>
+      </w:r>
+      <w:r>
+        <w:t xml:space="preserve"> a boxplot compares the middle value and the spread of several groups side by side.</w:t>
       </w:r>
     </w:p>
     <w:p>
@@ -6454,10 +7875,10 @@
           <w:b/>
           <w:bCs/>
         </w:rPr>
-        <w:t xml:space="preserve">Finding:</w:t>
-      </w:r>
-      <w:r>
-        <w:t xml:space="preserve"> trucks have the highest median delivery time (average 2.65 days) because they are used for the longest routes; bikes are the fastest (1.49 days) for short trips and vans are in between (1.84 days). Vehicle type is therefore closely linked with distance. Vans have the lowest on-time rate (69.4%) even though they are faster than trucks; the likely reason is that the promised time for medium distances leaves less buffer, which should be checked with more data.</w:t>
+        <w:t xml:space="preserve">What I found:</w:t>
+      </w:r>
+      <w:r>
+        <w:t xml:space="preserve"> Trucks take the longest (average 2.65 days) because they do the longest trips. Bikes are the fastest (1.49 days) and vans are in the middle (1.84 days). So vehicle type is closely linked with distance.</w:t>
       </w:r>
     </w:p>
     <w:p>
@@ -6499,9 +7920,9 @@
       <w:r>
         <w:drawing>
           <wp:inline distT="0" distB="0" distL="0" distR="0">
-            <wp:extent cx="4191000" cy="2695575"/>
+            <wp:extent cx="4095750" cy="2628900"/>
             <wp:effectExtent t="0" r="0" b="0" l="0"/>
-            <wp:docPr id="1" name="03_distance_vs_cost_scatter.png" descr="Figure 3: Distance vs shipping cost with trend line" title="Figure 3: Distance vs shipping cost with trend line"/>
+            <wp:docPr id="1" name="03_distance_vs_cost_scatter.png" descr="Figure 3: Scatter plot: distance vs shipping cost" title="Figure 3: Scatter plot: distance vs shipping cost"/>
             <wp:cNvGraphicFramePr>
               <a:graphicFrameLocks xmlns:a="http://schemas.openxmlformats.org/drawingml/2006/main" noChangeAspect="1"/>
             </wp:cNvGraphicFramePr>
@@ -6524,7 +7945,7 @@
                   <pic:spPr bwMode="auto">
                     <a:xfrm>
                       <a:off x="0" y="0"/>
-                      <a:ext cx="4191000" cy="2695575"/>
+                      <a:ext cx="4095750" cy="2628900"/>
                     </a:xfrm>
                     <a:prstGeom prst="rect">
                       <a:avLst/>
@@ -6550,7 +7971,7 @@
           <w:sz w:val="18"/>
           <w:szCs w:val="18"/>
         </w:rPr>
-        <w:t xml:space="preserve">Figure 3: Distance vs shipping cost with trend line</w:t>
+        <w:t xml:space="preserve">Figure 3: Scatter plot: distance vs shipping cost</w:t>
       </w:r>
     </w:p>
     <w:p>
@@ -6565,10 +7986,10 @@
           <w:b/>
           <w:bCs/>
         </w:rPr>
-        <w:t xml:space="preserve">Why a scatter plot:</w:t>
-      </w:r>
-      <w:r>
-        <w:t xml:space="preserve"> it shows the relationship between two numeric variables and helps to see a trend or unusual points.</w:t>
+        <w:t xml:space="preserve">Why I chose this chart:</w:t>
+      </w:r>
+      <w:r>
+        <w:t xml:space="preserve"> a scatter plot shows the link between two numbers and makes it easy to see a trend line or strange points.</w:t>
       </w:r>
     </w:p>
     <w:p>
@@ -6583,10 +8004,10 @@
           <w:b/>
           <w:bCs/>
         </w:rPr>
-        <w:t xml:space="preserve">Finding:</w:t>
-      </w:r>
-      <w:r>
-        <w:t xml:space="preserve"> the points follow a straight line (correlation 0.99). The cost rises steadily with distance, and the vehicle colours show that bikes, vans and trucks occupy different distance ranges. Because the line is so tight, distance explains almost all of the cost, and the remaining differences come from parcel weight and the vehicle type.</w:t>
+        <w:t xml:space="preserve">What I found:</w:t>
+      </w:r>
+      <w:r>
+        <w:t xml:space="preserve"> The dots make an almost straight line, which matches the correlation of 0.99. Cost goes up steadily with distance. The colours also show that bikes, vans and trucks work in different distance ranges. So distance explains almost all of the cost.</w:t>
       </w:r>
     </w:p>
     <w:p>
@@ -6644,9 +8065,9 @@
       <w:r>
         <w:drawing>
           <wp:inline distT="0" distB="0" distL="0" distR="0">
-            <wp:extent cx="4191000" cy="2695575"/>
+            <wp:extent cx="4095750" cy="2628900"/>
             <wp:effectExtent t="0" r="0" b="0" l="0"/>
-            <wp:docPr id="1" name="04_ontime_by_warehouse_bar.png" descr="Figure 4: On-time delivery rate by warehouse" title="Figure 4: On-time delivery rate by warehouse"/>
+            <wp:docPr id="1" name="04_ontime_by_warehouse_bar.png" descr="Figure 4: Bar chart: on-time delivery rate by warehouse" title="Figure 4: Bar chart: on-time delivery rate by warehouse"/>
             <wp:cNvGraphicFramePr>
               <a:graphicFrameLocks xmlns:a="http://schemas.openxmlformats.org/drawingml/2006/main" noChangeAspect="1"/>
             </wp:cNvGraphicFramePr>
@@ -6669,7 +8090,7 @@
                   <pic:spPr bwMode="auto">
                     <a:xfrm>
                       <a:off x="0" y="0"/>
-                      <a:ext cx="4191000" cy="2695575"/>
+                      <a:ext cx="4095750" cy="2628900"/>
                     </a:xfrm>
                     <a:prstGeom prst="rect">
                       <a:avLst/>
@@ -6695,7 +8116,7 @@
           <w:sz w:val="18"/>
           <w:szCs w:val="18"/>
         </w:rPr>
-        <w:t xml:space="preserve">Figure 4: On-time delivery rate by warehouse</w:t>
+        <w:t xml:space="preserve">Figure 4: Bar chart: on-time delivery rate by warehouse</w:t>
       </w:r>
     </w:p>
     <w:p>
@@ -6710,10 +8131,10 @@
           <w:b/>
           <w:bCs/>
         </w:rPr>
-        <w:t xml:space="preserve">Why a bar chart:</w:t>
-      </w:r>
-      <w:r>
-        <w:t xml:space="preserve"> it compares one value (on-time %) across a few categories, and a target line makes the gap easy to see.</w:t>
+        <w:t xml:space="preserve">Why I chose this chart:</w:t>
+      </w:r>
+      <w:r>
+        <w:t xml:space="preserve"> a bar chart is the best way to compare one number across a few groups, and the red target line shows the gap at a glance.</w:t>
       </w:r>
     </w:p>
     <w:p>
@@ -6728,10 +8149,10 @@
           <w:b/>
           <w:bCs/>
         </w:rPr>
-        <w:t xml:space="preserve">Finding:</w:t>
-      </w:r>
-      <w:r>
-        <w:t xml:space="preserve"> three warehouses are close to the 90% target (Delhi 91.9%, Mumbai 91.1%, Chennai 89.4%), but </w:t>
+        <w:t xml:space="preserve">What I found:</w:t>
+      </w:r>
+      <w:r>
+        <w:t xml:space="preserve"> Delhi (91.9%), Mumbai (91.1%) and Chennai (89.4%) are close to the 90% target. But </w:t>
       </w:r>
       <w:r>
         <w:rPr>
@@ -6741,7 +8162,7 @@
         <w:t xml:space="preserve">Kolkata is only 44.9%</w:t>
       </w:r>
       <w:r>
-        <w:t xml:space="preserve">. Kolkata is the only warehouse with a positive average delay (0.13 days beyond the promise), while other warehouses deliver earlier than promised. This is the biggest bottleneck in the network.</w:t>
+        <w:t xml:space="preserve">. Its average delivery time is 3.06 days against about 2.1 to 2.3 days for the others. Kolkata is the only warehouse with a positive average delay (+0.13 days). This is the biggest bottleneck.</w:t>
       </w:r>
     </w:p>
     <w:p>
@@ -6799,9 +8220,9 @@
       <w:r>
         <w:drawing>
           <wp:inline distT="0" distB="0" distL="0" distR="0">
-            <wp:extent cx="4191000" cy="2695575"/>
+            <wp:extent cx="4095750" cy="2628900"/>
             <wp:effectExtent t="0" r="0" b="0" l="0"/>
-            <wp:docPr id="1" name="05_monthly_trend_line.png" descr="Figure 5: Monthly average delivery time in 2025" title="Figure 5: Monthly average delivery time in 2025"/>
+            <wp:docPr id="1" name="05_monthly_trend_line.png" descr="Figure 5: Line chart: monthly average delivery time" title="Figure 5: Line chart: monthly average delivery time"/>
             <wp:cNvGraphicFramePr>
               <a:graphicFrameLocks xmlns:a="http://schemas.openxmlformats.org/drawingml/2006/main" noChangeAspect="1"/>
             </wp:cNvGraphicFramePr>
@@ -6824,7 +8245,7 @@
                   <pic:spPr bwMode="auto">
                     <a:xfrm>
                       <a:off x="0" y="0"/>
-                      <a:ext cx="4191000" cy="2695575"/>
+                      <a:ext cx="4095750" cy="2628900"/>
                     </a:xfrm>
                     <a:prstGeom prst="rect">
                       <a:avLst/>
@@ -6850,7 +8271,7 @@
           <w:sz w:val="18"/>
           <w:szCs w:val="18"/>
         </w:rPr>
-        <w:t xml:space="preserve">Figure 5: Monthly average delivery time in 2025</w:t>
+        <w:t xml:space="preserve">Figure 5: Line chart: monthly average delivery time</w:t>
       </w:r>
     </w:p>
     <w:p>
@@ -6865,10 +8286,10 @@
           <w:b/>
           <w:bCs/>
         </w:rPr>
-        <w:t xml:space="preserve">Why a line chart:</w:t>
-      </w:r>
-      <w:r>
-        <w:t xml:space="preserve"> it shows how a value changes over time and makes seasonal patterns visible.</w:t>
+        <w:t xml:space="preserve">Why I chose this chart:</w:t>
+      </w:r>
+      <w:r>
+        <w:t xml:space="preserve"> a line chart shows how a number changes over time, so it is the right choice to find seasonal patterns.</w:t>
       </w:r>
     </w:p>
     <w:p>
@@ -6883,10 +8304,10 @@
           <w:b/>
           <w:bCs/>
         </w:rPr>
-        <w:t xml:space="preserve">Finding:</w:t>
-      </w:r>
-      <w:r>
-        <w:t xml:space="preserve"> delivery time is stable at about 2.1 to 2.4 days for most of the year but rises sharply in </w:t>
+        <w:t xml:space="preserve">What I found:</w:t>
+      </w:r>
+      <w:r>
+        <w:t xml:space="preserve"> From January to September and in December the average stays between 2.13 and 2.43 days. But in </w:t>
       </w:r>
       <w:r>
         <w:rPr>
@@ -6896,7 +8317,7 @@
         <w:t xml:space="preserve">October (2.92 days) and November (2.95 days)</w:t>
       </w:r>
       <w:r>
-        <w:t xml:space="preserve">. The on-time rate falls to 60.2% and 62.5% in these two months. This is the festive-season rush: the average of these two months is 2.94 days against 2.26 days in the other ten months.</w:t>
+        <w:t xml:space="preserve"> it jumps up. The on-time rate also falls to 60.2% and 62.5% in these two months. This is the festival rush.</w:t>
       </w:r>
     </w:p>
     <w:p>
@@ -6942,7 +8363,7 @@
         <w:keepNext/>
       </w:pPr>
       <w:r>
-        <w:t xml:space="preserve">4.6 Heatmap: correlation between key variables</w:t>
+        <w:t xml:space="preserve">4.6 Heatmap: correlation between the main variables</w:t>
       </w:r>
     </w:p>
     <w:p>
@@ -6954,9 +8375,9 @@
       <w:r>
         <w:drawing>
           <wp:inline distT="0" distB="0" distL="0" distR="0">
-            <wp:extent cx="3810000" cy="2933700"/>
+            <wp:extent cx="3714750" cy="2857500"/>
             <wp:effectExtent t="0" r="0" b="0" l="0"/>
-            <wp:docPr id="1" name="06_correlation_heatmap.png" descr="Figure 6: Correlation heatmap" title="Figure 6: Correlation heatmap"/>
+            <wp:docPr id="1" name="06_correlation_heatmap.png" descr="Figure 6: Heatmap: correlation between the main variables" title="Figure 6: Heatmap: correlation between the main variables"/>
             <wp:cNvGraphicFramePr>
               <a:graphicFrameLocks xmlns:a="http://schemas.openxmlformats.org/drawingml/2006/main" noChangeAspect="1"/>
             </wp:cNvGraphicFramePr>
@@ -6979,7 +8400,7 @@
                   <pic:spPr bwMode="auto">
                     <a:xfrm>
                       <a:off x="0" y="0"/>
-                      <a:ext cx="3810000" cy="2933700"/>
+                      <a:ext cx="3714750" cy="2857500"/>
                     </a:xfrm>
                     <a:prstGeom prst="rect">
                       <a:avLst/>
@@ -7005,7 +8426,7 @@
           <w:sz w:val="18"/>
           <w:szCs w:val="18"/>
         </w:rPr>
-        <w:t xml:space="preserve">Figure 6: Correlation heatmap</w:t>
+        <w:t xml:space="preserve">Figure 6: Heatmap: correlation between the main variables</w:t>
       </w:r>
     </w:p>
     <w:p>
@@ -7020,10 +8441,10 @@
           <w:b/>
           <w:bCs/>
         </w:rPr>
-        <w:t xml:space="preserve">Why a heatmap:</w:t>
-      </w:r>
-      <w:r>
-        <w:t xml:space="preserve"> it shows all pairwise correlations in one picture; strong relationships are easy to spot by colour.</w:t>
+        <w:t xml:space="preserve">Why I chose this chart:</w:t>
+      </w:r>
+      <w:r>
+        <w:t xml:space="preserve"> a heatmap shows all the correlations in one picture, and the colour makes the strong links easy to see.</w:t>
       </w:r>
     </w:p>
     <w:p>
@@ -7038,10 +8459,10 @@
           <w:b/>
           <w:bCs/>
         </w:rPr>
-        <w:t xml:space="preserve">Finding:</w:t>
-      </w:r>
-      <w:r>
-        <w:t xml:space="preserve"> the darkest cells are distance with cost (0.99) and distance with delivery time (0.66). Weight is nearly independent of distance (-0.00), which means weight adds its own small effect and is not just a copy of distance.</w:t>
+        <w:t xml:space="preserve">What I found:</w:t>
+      </w:r>
+      <w:r>
+        <w:t xml:space="preserve"> The strongest links are distance with cost (0.99) and distance with delivery time (0.66). Weight is almost not linked with distance (0.00), so weight adds its own small effect.</w:t>
       </w:r>
     </w:p>
     <w:p>
@@ -7083,6 +8504,824 @@
     </w:p>
     <w:p>
       <w:pPr>
+        <w:pStyle w:val="Heading2"/>
+        <w:keepNext/>
+      </w:pPr>
+      <w:r>
+        <w:t xml:space="preserve">4.7 Bar chart: cost per km by vehicle type</w:t>
+      </w:r>
+    </w:p>
+    <w:p>
+      <w:pPr>
+        <w:keepNext/>
+        <w:spacing w:after="60" w:before="80"/>
+        <w:jc w:val="center"/>
+      </w:pPr>
+      <w:r>
+        <w:drawing>
+          <wp:inline distT="0" distB="0" distL="0" distR="0">
+            <wp:extent cx="4095750" cy="2628900"/>
+            <wp:effectExtent t="0" r="0" b="0" l="0"/>
+            <wp:docPr id="1" name="07_cost_per_km_by_vehicle_bar.png" descr="Figure 7: Bar chart: cost per km by vehicle type" title="Figure 7: Bar chart: cost per km by vehicle type"/>
+            <wp:cNvGraphicFramePr>
+              <a:graphicFrameLocks xmlns:a="http://schemas.openxmlformats.org/drawingml/2006/main" noChangeAspect="1"/>
+            </wp:cNvGraphicFramePr>
+            <a:graphic xmlns:a="http://schemas.openxmlformats.org/drawingml/2006/main">
+              <a:graphicData uri="http://schemas.openxmlformats.org/drawingml/2006/picture">
+                <pic:pic xmlns:pic="http://schemas.openxmlformats.org/drawingml/2006/picture">
+                  <pic:nvPicPr>
+                    <pic:cNvPr id="0" name="" descr=""/>
+                    <pic:cNvPicPr>
+                      <a:picLocks noChangeAspect="1" noChangeArrowheads="1"/>
+                    </pic:cNvPicPr>
+                  </pic:nvPicPr>
+                  <pic:blipFill>
+                    <a:blip r:embed="rId14" cstate="none"/>
+                    <a:srcRect/>
+                    <a:stretch>
+                      <a:fillRect/>
+                    </a:stretch>
+                  </pic:blipFill>
+                  <pic:spPr bwMode="auto">
+                    <a:xfrm>
+                      <a:off x="0" y="0"/>
+                      <a:ext cx="4095750" cy="2628900"/>
+                    </a:xfrm>
+                    <a:prstGeom prst="rect">
+                      <a:avLst/>
+                    </a:prstGeom>
+                  </pic:spPr>
+                </pic:pic>
+              </a:graphicData>
+            </a:graphic>
+          </wp:inline>
+        </w:drawing>
+      </w:r>
+    </w:p>
+    <w:p>
+      <w:pPr>
+        <w:spacing w:after="160"/>
+        <w:jc w:val="center"/>
+      </w:pPr>
+      <w:r>
+        <w:rPr>
+          <w:i/>
+          <w:iCs/>
+          <w:color w:val="595959"/>
+          <w:sz w:val="18"/>
+          <w:szCs w:val="18"/>
+        </w:rPr>
+        <w:t xml:space="preserve">Figure 7: Bar chart: cost per km by vehicle type</w:t>
+      </w:r>
+    </w:p>
+    <w:p>
+      <w:pPr>
+        <w:spacing w:after="120" w:line="300"/>
+      </w:pPr>
+      <w:r>
+        <w:t xml:space="preserve"/>
+      </w:r>
+      <w:r>
+        <w:rPr>
+          <w:b/>
+          <w:bCs/>
+        </w:rPr>
+        <w:t xml:space="preserve">Why I chose this chart:</w:t>
+      </w:r>
+      <w:r>
+        <w:t xml:space="preserve"> I wanted to compare the cost of the three vehicle types in a fair way. Total cost is not fair because trucks go much farther, so I used cost per km.</w:t>
+      </w:r>
+    </w:p>
+    <w:p>
+      <w:pPr>
+        <w:spacing w:after="120" w:line="300"/>
+      </w:pPr>
+      <w:r>
+        <w:t xml:space="preserve"/>
+      </w:r>
+      <w:r>
+        <w:rPr>
+          <w:b/>
+          <w:bCs/>
+        </w:rPr>
+        <w:t xml:space="preserve">What I found:</w:t>
+      </w:r>
+      <w:r>
+        <w:t xml:space="preserve"> Bikes cost the most per km (Rs 5.95), vans cost Rs 3.07 and trucks are the cheapest (Rs 2.64). Short trips have fixed charges (pick-up and handling) that are spread over only a few km, so the cost per km is high. Long truck trips spread the same charge over many km.</w:t>
+      </w:r>
+    </w:p>
+    <w:p>
+      <w:pPr>
+        <w:keepLines/>
+        <w:shd w:fill="F2F2F2" w:color="auto" w:val="clear"/>
+        <w:spacing w:after="0" w:line="240"/>
+        <w:ind w:left="120" w:right="120"/>
+      </w:pPr>
+      <w:r>
+        <w:rPr>
+          <w:rFonts w:ascii="Courier New" w:cs="Courier New" w:eastAsia="Courier New" w:hAnsi="Courier New"/>
+          <w:sz w:val="17"/>
+          <w:szCs w:val="17"/>
+        </w:rPr>
+        <w:t xml:space="preserve">cost_per_km = df.groupby("vehicle")["shipping_cost"].sum() / df.groupby("vehicle")["distance_km"].sum()</w:t>
+      </w:r>
+    </w:p>
+    <w:p>
+      <w:pPr>
+        <w:keepLines/>
+        <w:shd w:fill="F2F2F2" w:color="auto" w:val="clear"/>
+        <w:spacing w:after="0" w:line="240"/>
+        <w:ind w:left="120" w:right="120"/>
+      </w:pPr>
+      <w:r>
+        <w:rPr>
+          <w:rFonts w:ascii="Courier New" w:cs="Courier New" w:eastAsia="Courier New" w:hAnsi="Courier New"/>
+          <w:sz w:val="17"/>
+          <w:szCs w:val="17"/>
+        </w:rPr>
+        <w:t xml:space="preserve">sns.barplot(x=cost_per_km.index, y=cost_per_km.values)</w:t>
+      </w:r>
+    </w:p>
+    <w:p>
+      <w:pPr>
+        <w:spacing w:after="80"/>
+      </w:pPr>
+    </w:p>
+    <w:p>
+      <w:pPr>
+        <w:pStyle w:val="Heading2"/>
+        <w:keepNext/>
+      </w:pPr>
+      <w:r>
+        <w:t xml:space="preserve">4.8 Bar chart: on-time delivery rate by package type</w:t>
+      </w:r>
+    </w:p>
+    <w:p>
+      <w:pPr>
+        <w:keepNext/>
+        <w:spacing w:after="60" w:before="80"/>
+        <w:jc w:val="center"/>
+      </w:pPr>
+      <w:r>
+        <w:drawing>
+          <wp:inline distT="0" distB="0" distL="0" distR="0">
+            <wp:extent cx="4191000" cy="2514600"/>
+            <wp:effectExtent t="0" r="0" b="0" l="0"/>
+            <wp:docPr id="1" name="08_ontime_by_package_bar.png" descr="Figure 8: Bar chart: on-time delivery rate by package type" title="Figure 8: Bar chart: on-time delivery rate by package type"/>
+            <wp:cNvGraphicFramePr>
+              <a:graphicFrameLocks xmlns:a="http://schemas.openxmlformats.org/drawingml/2006/main" noChangeAspect="1"/>
+            </wp:cNvGraphicFramePr>
+            <a:graphic xmlns:a="http://schemas.openxmlformats.org/drawingml/2006/main">
+              <a:graphicData uri="http://schemas.openxmlformats.org/drawingml/2006/picture">
+                <pic:pic xmlns:pic="http://schemas.openxmlformats.org/drawingml/2006/picture">
+                  <pic:nvPicPr>
+                    <pic:cNvPr id="0" name="" descr=""/>
+                    <pic:cNvPicPr>
+                      <a:picLocks noChangeAspect="1" noChangeArrowheads="1"/>
+                    </pic:cNvPicPr>
+                  </pic:nvPicPr>
+                  <pic:blipFill>
+                    <a:blip r:embed="rId15" cstate="none"/>
+                    <a:srcRect/>
+                    <a:stretch>
+                      <a:fillRect/>
+                    </a:stretch>
+                  </pic:blipFill>
+                  <pic:spPr bwMode="auto">
+                    <a:xfrm>
+                      <a:off x="0" y="0"/>
+                      <a:ext cx="4191000" cy="2514600"/>
+                    </a:xfrm>
+                    <a:prstGeom prst="rect">
+                      <a:avLst/>
+                    </a:prstGeom>
+                  </pic:spPr>
+                </pic:pic>
+              </a:graphicData>
+            </a:graphic>
+          </wp:inline>
+        </w:drawing>
+      </w:r>
+    </w:p>
+    <w:p>
+      <w:pPr>
+        <w:spacing w:after="160"/>
+        <w:jc w:val="center"/>
+      </w:pPr>
+      <w:r>
+        <w:rPr>
+          <w:i/>
+          <w:iCs/>
+          <w:color w:val="595959"/>
+          <w:sz w:val="18"/>
+          <w:szCs w:val="18"/>
+        </w:rPr>
+        <w:t xml:space="preserve">Figure 8: Bar chart: on-time delivery rate by package type</w:t>
+      </w:r>
+    </w:p>
+    <w:p>
+      <w:pPr>
+        <w:spacing w:after="120" w:line="300"/>
+      </w:pPr>
+      <w:r>
+        <w:t xml:space="preserve"/>
+      </w:r>
+      <w:r>
+        <w:rPr>
+          <w:b/>
+          <w:bCs/>
+        </w:rPr>
+        <w:t xml:space="preserve">Why I chose this chart:</w:t>
+      </w:r>
+      <w:r>
+        <w:t xml:space="preserve"> I wanted to check if some parcels are late more often than others, and a bar chart with a target line shows that clearly.</w:t>
+      </w:r>
+    </w:p>
+    <w:p>
+      <w:pPr>
+        <w:spacing w:after="120" w:line="300"/>
+      </w:pPr>
+      <w:r>
+        <w:t xml:space="preserve"/>
+      </w:r>
+      <w:r>
+        <w:rPr>
+          <w:b/>
+          <w:bCs/>
+        </w:rPr>
+        <w:t xml:space="preserve">What I found:</w:t>
+      </w:r>
+      <w:r>
+        <w:t xml:space="preserve"> Furniture is the weak one with only 65.8% on time and 2.79 days average delivery. The other package types are between 84.5% and 86.9%.</w:t>
+      </w:r>
+    </w:p>
+    <w:p>
+      <w:pPr>
+        <w:keepLines/>
+        <w:shd w:fill="F2F2F2" w:color="auto" w:val="clear"/>
+        <w:spacing w:after="0" w:line="240"/>
+        <w:ind w:left="120" w:right="120"/>
+      </w:pPr>
+      <w:r>
+        <w:rPr>
+          <w:rFonts w:ascii="Courier New" w:cs="Courier New" w:eastAsia="Courier New" w:hAnsi="Courier New"/>
+          <w:sz w:val="17"/>
+          <w:szCs w:val="17"/>
+        </w:rPr>
+        <w:t xml:space="preserve">sns.barplot(data=pk, x="package_type", y="on_time_pct")</w:t>
+      </w:r>
+    </w:p>
+    <w:p>
+      <w:pPr>
+        <w:keepLines/>
+        <w:shd w:fill="F2F2F2" w:color="auto" w:val="clear"/>
+        <w:spacing w:after="0" w:line="240"/>
+        <w:ind w:left="120" w:right="120"/>
+      </w:pPr>
+      <w:r>
+        <w:rPr>
+          <w:rFonts w:ascii="Courier New" w:cs="Courier New" w:eastAsia="Courier New" w:hAnsi="Courier New"/>
+          <w:sz w:val="17"/>
+          <w:szCs w:val="17"/>
+        </w:rPr>
+        <w:t xml:space="preserve">plt.axhline(90, color="red", linestyle="--")</w:t>
+      </w:r>
+    </w:p>
+    <w:p>
+      <w:pPr>
+        <w:spacing w:after="80"/>
+      </w:pPr>
+    </w:p>
+    <w:p>
+      <w:pPr>
+        <w:pStyle w:val="Heading2"/>
+        <w:keepNext/>
+      </w:pPr>
+      <w:r>
+        <w:t xml:space="preserve">4.9 How the charts help to understand the logistics KPIs</w:t>
+      </w:r>
+    </w:p>
+    <w:tbl>
+      <w:tblPr>
+        <w:tblW w:type="dxa" w:w="9026"/>
+        <w:tblBorders>
+          <w:top w:val="single" w:color="auto" w:sz="4"/>
+          <w:left w:val="single" w:color="auto" w:sz="4"/>
+          <w:bottom w:val="single" w:color="auto" w:sz="4"/>
+          <w:right w:val="single" w:color="auto" w:sz="4"/>
+          <w:insideH w:val="single" w:color="auto" w:sz="4"/>
+          <w:insideV w:val="single" w:color="auto" w:sz="4"/>
+        </w:tblBorders>
+      </w:tblPr>
+      <w:tblGrid>
+        <w:gridCol w:w="2400"/>
+        <w:gridCol w:w="2200"/>
+        <w:gridCol w:w="4426"/>
+      </w:tblGrid>
+      <w:tr>
+        <w:trPr>
+          <w:tblHeader/>
+        </w:trPr>
+        <w:tc>
+          <w:tcPr>
+            <w:tcW w:type="dxa" w:w="2400"/>
+            <w:tcBorders>
+              <w:top w:val="single" w:color="BFBFBF" w:sz="4"/>
+              <w:left w:val="single" w:color="BFBFBF" w:sz="4"/>
+              <w:bottom w:val="single" w:color="BFBFBF" w:sz="4"/>
+              <w:right w:val="single" w:color="BFBFBF" w:sz="4"/>
+            </w:tcBorders>
+            <w:shd w:fill="1F3864" w:color="auto" w:val="clear"/>
+            <w:tcMar>
+              <w:top w:type="dxa" w:w="70"/>
+              <w:left w:type="dxa" w:w="100"/>
+              <w:bottom w:type="dxa" w:w="70"/>
+              <w:right w:type="dxa" w:w="100"/>
+            </w:tcMar>
+          </w:tcPr>
+          <w:p>
+            <w:pPr>
+              <w:spacing w:after="0"/>
+            </w:pPr>
+            <w:r>
+              <w:rPr>
+                <w:b/>
+                <w:bCs/>
+                <w:color w:val="FFFFFF"/>
+                <w:sz w:val="18"/>
+                <w:szCs w:val="18"/>
+              </w:rPr>
+              <w:t xml:space="preserve">KPI from Week 1</w:t>
+            </w:r>
+          </w:p>
+        </w:tc>
+        <w:tc>
+          <w:tcPr>
+            <w:tcW w:type="dxa" w:w="2200"/>
+            <w:tcBorders>
+              <w:top w:val="single" w:color="BFBFBF" w:sz="4"/>
+              <w:left w:val="single" w:color="BFBFBF" w:sz="4"/>
+              <w:bottom w:val="single" w:color="BFBFBF" w:sz="4"/>
+              <w:right w:val="single" w:color="BFBFBF" w:sz="4"/>
+            </w:tcBorders>
+            <w:shd w:fill="1F3864" w:color="auto" w:val="clear"/>
+            <w:tcMar>
+              <w:top w:type="dxa" w:w="70"/>
+              <w:left w:type="dxa" w:w="100"/>
+              <w:bottom w:type="dxa" w:w="70"/>
+              <w:right w:type="dxa" w:w="100"/>
+            </w:tcMar>
+          </w:tcPr>
+          <w:p>
+            <w:pPr>
+              <w:spacing w:after="0"/>
+            </w:pPr>
+            <w:r>
+              <w:rPr>
+                <w:b/>
+                <w:bCs/>
+                <w:color w:val="FFFFFF"/>
+                <w:sz w:val="18"/>
+                <w:szCs w:val="18"/>
+              </w:rPr>
+              <w:t xml:space="preserve">Which charts help</w:t>
+            </w:r>
+          </w:p>
+        </w:tc>
+        <w:tc>
+          <w:tcPr>
+            <w:tcW w:type="dxa" w:w="4426"/>
+            <w:tcBorders>
+              <w:top w:val="single" w:color="BFBFBF" w:sz="4"/>
+              <w:left w:val="single" w:color="BFBFBF" w:sz="4"/>
+              <w:bottom w:val="single" w:color="BFBFBF" w:sz="4"/>
+              <w:right w:val="single" w:color="BFBFBF" w:sz="4"/>
+            </w:tcBorders>
+            <w:shd w:fill="1F3864" w:color="auto" w:val="clear"/>
+            <w:tcMar>
+              <w:top w:type="dxa" w:w="70"/>
+              <w:left w:type="dxa" w:w="100"/>
+              <w:bottom w:type="dxa" w:w="70"/>
+              <w:right w:type="dxa" w:w="100"/>
+            </w:tcMar>
+          </w:tcPr>
+          <w:p>
+            <w:pPr>
+              <w:spacing w:after="0"/>
+            </w:pPr>
+            <w:r>
+              <w:rPr>
+                <w:b/>
+                <w:bCs/>
+                <w:color w:val="FFFFFF"/>
+                <w:sz w:val="18"/>
+                <w:szCs w:val="18"/>
+              </w:rPr>
+              <w:t xml:space="preserve">What they tell us</w:t>
+            </w:r>
+          </w:p>
+        </w:tc>
+      </w:tr>
+      <w:tr>
+        <w:trPr>
+          <w:cantSplit/>
+        </w:trPr>
+        <w:tc>
+          <w:tcPr>
+            <w:tcW w:type="dxa" w:w="2400"/>
+            <w:tcBorders>
+              <w:top w:val="single" w:color="BFBFBF" w:sz="4"/>
+              <w:left w:val="single" w:color="BFBFBF" w:sz="4"/>
+              <w:bottom w:val="single" w:color="BFBFBF" w:sz="4"/>
+              <w:right w:val="single" w:color="BFBFBF" w:sz="4"/>
+            </w:tcBorders>
+            <w:tcMar>
+              <w:top w:type="dxa" w:w="70"/>
+              <w:left w:type="dxa" w:w="100"/>
+              <w:bottom w:type="dxa" w:w="70"/>
+              <w:right w:type="dxa" w:w="100"/>
+            </w:tcMar>
+          </w:tcPr>
+          <w:p>
+            <w:pPr>
+              <w:spacing w:after="0"/>
+            </w:pPr>
+            <w:r>
+              <w:rPr>
+                <w:b w:val="false"/>
+                <w:bCs w:val="false"/>
+                <w:sz w:val="18"/>
+                <w:szCs w:val="18"/>
+              </w:rPr>
+              <w:t xml:space="preserve">On-time delivery rate</w:t>
+            </w:r>
+          </w:p>
+        </w:tc>
+        <w:tc>
+          <w:tcPr>
+            <w:tcW w:type="dxa" w:w="2200"/>
+            <w:tcBorders>
+              <w:top w:val="single" w:color="BFBFBF" w:sz="4"/>
+              <w:left w:val="single" w:color="BFBFBF" w:sz="4"/>
+              <w:bottom w:val="single" w:color="BFBFBF" w:sz="4"/>
+              <w:right w:val="single" w:color="BFBFBF" w:sz="4"/>
+            </w:tcBorders>
+            <w:tcMar>
+              <w:top w:type="dxa" w:w="70"/>
+              <w:left w:type="dxa" w:w="100"/>
+              <w:bottom w:type="dxa" w:w="70"/>
+              <w:right w:type="dxa" w:w="100"/>
+            </w:tcMar>
+          </w:tcPr>
+          <w:p>
+            <w:pPr>
+              <w:spacing w:after="0"/>
+            </w:pPr>
+            <w:r>
+              <w:rPr>
+                <w:b w:val="false"/>
+                <w:bCs w:val="false"/>
+                <w:sz w:val="18"/>
+                <w:szCs w:val="18"/>
+              </w:rPr>
+              <w:t xml:space="preserve">Charts 4, 5 and 8</w:t>
+            </w:r>
+          </w:p>
+        </w:tc>
+        <w:tc>
+          <w:tcPr>
+            <w:tcW w:type="dxa" w:w="4426"/>
+            <w:tcBorders>
+              <w:top w:val="single" w:color="BFBFBF" w:sz="4"/>
+              <w:left w:val="single" w:color="BFBFBF" w:sz="4"/>
+              <w:bottom w:val="single" w:color="BFBFBF" w:sz="4"/>
+              <w:right w:val="single" w:color="BFBFBF" w:sz="4"/>
+            </w:tcBorders>
+            <w:tcMar>
+              <w:top w:type="dxa" w:w="70"/>
+              <w:left w:type="dxa" w:w="100"/>
+              <w:bottom w:type="dxa" w:w="70"/>
+              <w:right w:type="dxa" w:w="100"/>
+            </w:tcMar>
+          </w:tcPr>
+          <w:p>
+            <w:pPr>
+              <w:spacing w:after="0"/>
+            </w:pPr>
+            <w:r>
+              <w:rPr>
+                <w:b w:val="false"/>
+                <w:bCs w:val="false"/>
+                <w:sz w:val="18"/>
+                <w:szCs w:val="18"/>
+              </w:rPr>
+              <w:t xml:space="preserve">Where and when deliveries are late: Kolkata, October-November and furniture parcels</w:t>
+            </w:r>
+          </w:p>
+        </w:tc>
+      </w:tr>
+      <w:tr>
+        <w:trPr>
+          <w:cantSplit/>
+        </w:trPr>
+        <w:tc>
+          <w:tcPr>
+            <w:tcW w:type="dxa" w:w="2400"/>
+            <w:tcBorders>
+              <w:top w:val="single" w:color="BFBFBF" w:sz="4"/>
+              <w:left w:val="single" w:color="BFBFBF" w:sz="4"/>
+              <w:bottom w:val="single" w:color="BFBFBF" w:sz="4"/>
+              <w:right w:val="single" w:color="BFBFBF" w:sz="4"/>
+            </w:tcBorders>
+            <w:tcMar>
+              <w:top w:type="dxa" w:w="70"/>
+              <w:left w:type="dxa" w:w="100"/>
+              <w:bottom w:type="dxa" w:w="70"/>
+              <w:right w:type="dxa" w:w="100"/>
+            </w:tcMar>
+          </w:tcPr>
+          <w:p>
+            <w:pPr>
+              <w:spacing w:after="0"/>
+            </w:pPr>
+            <w:r>
+              <w:rPr>
+                <w:b w:val="false"/>
+                <w:bCs w:val="false"/>
+                <w:sz w:val="18"/>
+                <w:szCs w:val="18"/>
+              </w:rPr>
+              <w:t xml:space="preserve">Average delivery time</w:t>
+            </w:r>
+          </w:p>
+        </w:tc>
+        <w:tc>
+          <w:tcPr>
+            <w:tcW w:type="dxa" w:w="2200"/>
+            <w:tcBorders>
+              <w:top w:val="single" w:color="BFBFBF" w:sz="4"/>
+              <w:left w:val="single" w:color="BFBFBF" w:sz="4"/>
+              <w:bottom w:val="single" w:color="BFBFBF" w:sz="4"/>
+              <w:right w:val="single" w:color="BFBFBF" w:sz="4"/>
+            </w:tcBorders>
+            <w:tcMar>
+              <w:top w:type="dxa" w:w="70"/>
+              <w:left w:type="dxa" w:w="100"/>
+              <w:bottom w:type="dxa" w:w="70"/>
+              <w:right w:type="dxa" w:w="100"/>
+            </w:tcMar>
+          </w:tcPr>
+          <w:p>
+            <w:pPr>
+              <w:spacing w:after="0"/>
+            </w:pPr>
+            <w:r>
+              <w:rPr>
+                <w:b w:val="false"/>
+                <w:bCs w:val="false"/>
+                <w:sz w:val="18"/>
+                <w:szCs w:val="18"/>
+              </w:rPr>
+              <w:t xml:space="preserve">Charts 1, 2 and 5</w:t>
+            </w:r>
+          </w:p>
+        </w:tc>
+        <w:tc>
+          <w:tcPr>
+            <w:tcW w:type="dxa" w:w="4426"/>
+            <w:tcBorders>
+              <w:top w:val="single" w:color="BFBFBF" w:sz="4"/>
+              <w:left w:val="single" w:color="BFBFBF" w:sz="4"/>
+              <w:bottom w:val="single" w:color="BFBFBF" w:sz="4"/>
+              <w:right w:val="single" w:color="BFBFBF" w:sz="4"/>
+            </w:tcBorders>
+            <w:tcMar>
+              <w:top w:type="dxa" w:w="70"/>
+              <w:left w:type="dxa" w:w="100"/>
+              <w:bottom w:type="dxa" w:w="70"/>
+              <w:right w:type="dxa" w:w="100"/>
+            </w:tcMar>
+          </w:tcPr>
+          <w:p>
+            <w:pPr>
+              <w:spacing w:after="0"/>
+            </w:pPr>
+            <w:r>
+              <w:rPr>
+                <w:b w:val="false"/>
+                <w:bCs w:val="false"/>
+                <w:sz w:val="18"/>
+                <w:szCs w:val="18"/>
+              </w:rPr>
+              <w:t xml:space="preserve">Normal time is about 2.4 days; trucks and festival months take longer</w:t>
+            </w:r>
+          </w:p>
+        </w:tc>
+      </w:tr>
+      <w:tr>
+        <w:trPr>
+          <w:cantSplit/>
+        </w:trPr>
+        <w:tc>
+          <w:tcPr>
+            <w:tcW w:type="dxa" w:w="2400"/>
+            <w:tcBorders>
+              <w:top w:val="single" w:color="BFBFBF" w:sz="4"/>
+              <w:left w:val="single" w:color="BFBFBF" w:sz="4"/>
+              <w:bottom w:val="single" w:color="BFBFBF" w:sz="4"/>
+              <w:right w:val="single" w:color="BFBFBF" w:sz="4"/>
+            </w:tcBorders>
+            <w:tcMar>
+              <w:top w:type="dxa" w:w="70"/>
+              <w:left w:type="dxa" w:w="100"/>
+              <w:bottom w:type="dxa" w:w="70"/>
+              <w:right w:type="dxa" w:w="100"/>
+            </w:tcMar>
+          </w:tcPr>
+          <w:p>
+            <w:pPr>
+              <w:spacing w:after="0"/>
+            </w:pPr>
+            <w:r>
+              <w:rPr>
+                <w:b w:val="false"/>
+                <w:bCs w:val="false"/>
+                <w:sz w:val="18"/>
+                <w:szCs w:val="18"/>
+              </w:rPr>
+              <w:t xml:space="preserve">Cost per kilometre</w:t>
+            </w:r>
+          </w:p>
+        </w:tc>
+        <w:tc>
+          <w:tcPr>
+            <w:tcW w:type="dxa" w:w="2200"/>
+            <w:tcBorders>
+              <w:top w:val="single" w:color="BFBFBF" w:sz="4"/>
+              <w:left w:val="single" w:color="BFBFBF" w:sz="4"/>
+              <w:bottom w:val="single" w:color="BFBFBF" w:sz="4"/>
+              <w:right w:val="single" w:color="BFBFBF" w:sz="4"/>
+            </w:tcBorders>
+            <w:tcMar>
+              <w:top w:type="dxa" w:w="70"/>
+              <w:left w:type="dxa" w:w="100"/>
+              <w:bottom w:type="dxa" w:w="70"/>
+              <w:right w:type="dxa" w:w="100"/>
+            </w:tcMar>
+          </w:tcPr>
+          <w:p>
+            <w:pPr>
+              <w:spacing w:after="0"/>
+            </w:pPr>
+            <w:r>
+              <w:rPr>
+                <w:b w:val="false"/>
+                <w:bCs w:val="false"/>
+                <w:sz w:val="18"/>
+                <w:szCs w:val="18"/>
+              </w:rPr>
+              <w:t xml:space="preserve">Charts 3 and 7</w:t>
+            </w:r>
+          </w:p>
+        </w:tc>
+        <w:tc>
+          <w:tcPr>
+            <w:tcW w:type="dxa" w:w="4426"/>
+            <w:tcBorders>
+              <w:top w:val="single" w:color="BFBFBF" w:sz="4"/>
+              <w:left w:val="single" w:color="BFBFBF" w:sz="4"/>
+              <w:bottom w:val="single" w:color="BFBFBF" w:sz="4"/>
+              <w:right w:val="single" w:color="BFBFBF" w:sz="4"/>
+            </w:tcBorders>
+            <w:tcMar>
+              <w:top w:type="dxa" w:w="70"/>
+              <w:left w:type="dxa" w:w="100"/>
+              <w:bottom w:type="dxa" w:w="70"/>
+              <w:right w:type="dxa" w:w="100"/>
+            </w:tcMar>
+          </w:tcPr>
+          <w:p>
+            <w:pPr>
+              <w:spacing w:after="0"/>
+            </w:pPr>
+            <w:r>
+              <w:rPr>
+                <w:b w:val="false"/>
+                <w:bCs w:val="false"/>
+                <w:sz w:val="18"/>
+                <w:szCs w:val="18"/>
+              </w:rPr>
+              <w:t xml:space="preserve">Distance decides the cost, and short bike trips are costly per km</w:t>
+            </w:r>
+          </w:p>
+        </w:tc>
+      </w:tr>
+      <w:tr>
+        <w:trPr>
+          <w:cantSplit/>
+        </w:trPr>
+        <w:tc>
+          <w:tcPr>
+            <w:tcW w:type="dxa" w:w="2400"/>
+            <w:tcBorders>
+              <w:top w:val="single" w:color="BFBFBF" w:sz="4"/>
+              <w:left w:val="single" w:color="BFBFBF" w:sz="4"/>
+              <w:bottom w:val="single" w:color="BFBFBF" w:sz="4"/>
+              <w:right w:val="single" w:color="BFBFBF" w:sz="4"/>
+            </w:tcBorders>
+            <w:tcMar>
+              <w:top w:type="dxa" w:w="70"/>
+              <w:left w:type="dxa" w:w="100"/>
+              <w:bottom w:type="dxa" w:w="70"/>
+              <w:right w:type="dxa" w:w="100"/>
+            </w:tcMar>
+          </w:tcPr>
+          <w:p>
+            <w:pPr>
+              <w:spacing w:after="0"/>
+            </w:pPr>
+            <w:r>
+              <w:rPr>
+                <w:b w:val="false"/>
+                <w:bCs w:val="false"/>
+                <w:sz w:val="18"/>
+                <w:szCs w:val="18"/>
+              </w:rPr>
+              <w:t xml:space="preserve">Average delay by warehouse</w:t>
+            </w:r>
+          </w:p>
+        </w:tc>
+        <w:tc>
+          <w:tcPr>
+            <w:tcW w:type="dxa" w:w="2200"/>
+            <w:tcBorders>
+              <w:top w:val="single" w:color="BFBFBF" w:sz="4"/>
+              <w:left w:val="single" w:color="BFBFBF" w:sz="4"/>
+              <w:bottom w:val="single" w:color="BFBFBF" w:sz="4"/>
+              <w:right w:val="single" w:color="BFBFBF" w:sz="4"/>
+            </w:tcBorders>
+            <w:tcMar>
+              <w:top w:type="dxa" w:w="70"/>
+              <w:left w:type="dxa" w:w="100"/>
+              <w:bottom w:type="dxa" w:w="70"/>
+              <w:right w:type="dxa" w:w="100"/>
+            </w:tcMar>
+          </w:tcPr>
+          <w:p>
+            <w:pPr>
+              <w:spacing w:after="0"/>
+            </w:pPr>
+            <w:r>
+              <w:rPr>
+                <w:b w:val="false"/>
+                <w:bCs w:val="false"/>
+                <w:sz w:val="18"/>
+                <w:szCs w:val="18"/>
+              </w:rPr>
+              <w:t xml:space="preserve">Chart 4</w:t>
+            </w:r>
+          </w:p>
+        </w:tc>
+        <w:tc>
+          <w:tcPr>
+            <w:tcW w:type="dxa" w:w="4426"/>
+            <w:tcBorders>
+              <w:top w:val="single" w:color="BFBFBF" w:sz="4"/>
+              <w:left w:val="single" w:color="BFBFBF" w:sz="4"/>
+              <w:bottom w:val="single" w:color="BFBFBF" w:sz="4"/>
+              <w:right w:val="single" w:color="BFBFBF" w:sz="4"/>
+            </w:tcBorders>
+            <w:tcMar>
+              <w:top w:type="dxa" w:w="70"/>
+              <w:left w:type="dxa" w:w="100"/>
+              <w:bottom w:type="dxa" w:w="70"/>
+              <w:right w:type="dxa" w:w="100"/>
+            </w:tcMar>
+          </w:tcPr>
+          <w:p>
+            <w:pPr>
+              <w:spacing w:after="0"/>
+            </w:pPr>
+            <w:r>
+              <w:rPr>
+                <w:b w:val="false"/>
+                <w:bCs w:val="false"/>
+                <w:sz w:val="18"/>
+                <w:szCs w:val="18"/>
+              </w:rPr>
+              <w:t xml:space="preserve">Kolkata is the only warehouse with a positive delay</w:t>
+            </w:r>
+          </w:p>
+        </w:tc>
+      </w:tr>
+    </w:tbl>
+    <w:p>
+      <w:pPr>
+        <w:spacing w:after="80"/>
+      </w:pPr>
+    </w:p>
+    <w:p>
+      <w:pPr>
         <w:pStyle w:val="Heading1"/>
         <w:keepNext/>
       </w:pPr>
@@ -7109,7 +9348,7 @@
         <w:spacing w:after="60" w:line="290"/>
       </w:pPr>
       <w:r>
-        <w:t xml:space="preserve">Overall on-time rate is </w:t>
+        <w:t xml:space="preserve">The overall on-time rate is </w:t>
       </w:r>
       <w:r>
         <w:rPr>
@@ -7119,7 +9358,7 @@
         <w:t xml:space="preserve">82.5%</w:t>
       </w:r>
       <w:r>
-        <w:t xml:space="preserve">, which is below the 90% target. The average order takes 2.37 days.</w:t>
+        <w:t xml:space="preserve">, which is below the 90% target.</w:t>
       </w:r>
     </w:p>
     <w:p>
@@ -7132,16 +9371,7 @@
         <w:spacing w:after="60" w:line="290"/>
       </w:pPr>
       <w:r>
-        <w:t xml:space="preserve">Excluding Kolkata, the three other warehouses are close to the target (89.4% to 91.9%), so the network gap is mainly one warehouse problem, not a general problem.</w:t>
-      </w:r>
-    </w:p>
-    <w:p>
-      <w:pPr>
-        <w:pStyle w:val="Heading2"/>
-        <w:keepNext/>
-      </w:pPr>
-      <w:r>
-        <w:t xml:space="preserve">5.2 Cost drivers</w:t>
+        <w:t xml:space="preserve">The other three warehouses are near the target (89.4% to 91.9%). So the problem is mainly in one warehouse, and not in the whole network.</w:t>
       </w:r>
     </w:p>
     <w:p>
@@ -7154,17 +9384,16 @@
         <w:spacing w:after="60" w:line="290"/>
       </w:pPr>
       <w:r>
-        <w:t xml:space="preserve"/>
-      </w:r>
-      <w:r>
-        <w:rPr>
-          <w:b/>
-          <w:bCs/>
-        </w:rPr>
-        <w:t xml:space="preserve">Distance</w:t>
-      </w:r>
-      <w:r>
-        <w:t xml:space="preserve"> is the dominant cost driver (correlation 0.99).</w:t>
+        <w:t xml:space="preserve">Orders from Kolkata take 0.93 days more than orders from Delhi on average.</w:t>
+      </w:r>
+    </w:p>
+    <w:p>
+      <w:pPr>
+        <w:pStyle w:val="Heading2"/>
+        <w:keepNext/>
+      </w:pPr>
+      <w:r>
+        <w:t xml:space="preserve">5.2 Cost drivers</w:t>
       </w:r>
     </w:p>
     <w:p>
@@ -7184,10 +9413,10 @@
           <w:b/>
           <w:bCs/>
         </w:rPr>
-        <w:t xml:space="preserve">Vehicle type</w:t>
-      </w:r>
-      <w:r>
-        <w:t xml:space="preserve"> changes the unit cost: bike orders have a high cost per km because of short routes and fixed charges, while trucks are the cheapest per km on long routes (see Week 4 vehicle summary).</w:t>
+        <w:t xml:space="preserve">Distance</w:t>
+      </w:r>
+      <w:r>
+        <w:t xml:space="preserve"> is the main cost driver (correlation 0.99).</w:t>
       </w:r>
     </w:p>
     <w:p>
@@ -7207,19 +9436,10 @@
           <w:b/>
           <w:bCs/>
         </w:rPr>
-        <w:t xml:space="preserve">Weight</w:t>
-      </w:r>
-      <w:r>
-        <w:t xml:space="preserve"> has a small effect (correlation 0.08).</w:t>
-      </w:r>
-    </w:p>
-    <w:p>
-      <w:pPr>
-        <w:pStyle w:val="Heading2"/>
-        <w:keepNext/>
-      </w:pPr>
-      <w:r>
-        <w:t xml:space="preserve">5.3 Bottlenecks</w:t>
+        <w:t xml:space="preserve">Vehicle type</w:t>
+      </w:r>
+      <w:r>
+        <w:t xml:space="preserve"> changes the cost per km: Rs 5.95 for bikes, Rs 3.07 for vans and Rs 2.64 for trucks.</w:t>
       </w:r>
     </w:p>
     <w:p>
@@ -7239,10 +9459,19 @@
           <w:b/>
           <w:bCs/>
         </w:rPr>
-        <w:t xml:space="preserve">Kolkata warehouse:</w:t>
-      </w:r>
-      <w:r>
-        <w:t xml:space="preserve"> on-time rate 44.9%, average delay +0.13 days.</w:t>
+        <w:t xml:space="preserve">Weight</w:t>
+      </w:r>
+      <w:r>
+        <w:t xml:space="preserve"> has a small effect on cost (correlation 0.08).</w:t>
+      </w:r>
+    </w:p>
+    <w:p>
+      <w:pPr>
+        <w:pStyle w:val="Heading2"/>
+        <w:keepNext/>
+      </w:pPr>
+      <w:r>
+        <w:t xml:space="preserve">5.3 Bottlenecks</w:t>
       </w:r>
     </w:p>
     <w:p>
@@ -7262,10 +9491,10 @@
           <w:b/>
           <w:bCs/>
         </w:rPr>
-        <w:t xml:space="preserve">Festive season (Oct-Nov):</w:t>
-      </w:r>
-      <w:r>
-        <w:t xml:space="preserve"> delivery time rises by about 0.68 days compared with the rest of the year.</w:t>
+        <w:t xml:space="preserve">Kolkata warehouse:</w:t>
+      </w:r>
+      <w:r>
+        <w:t xml:space="preserve"> only 44.9% on time.</w:t>
       </w:r>
     </w:p>
     <w:p>
@@ -7285,10 +9514,10 @@
           <w:b/>
           <w:bCs/>
         </w:rPr>
-        <w:t xml:space="preserve">Furniture parcels:</w:t>
-      </w:r>
-      <w:r>
-        <w:t xml:space="preserve"> average delivery 2.79 days and on-time rate only 65.8%, much lower than other package types (about 85% to 87%).</w:t>
+        <w:t xml:space="preserve">Festival season (October and November):</w:t>
+      </w:r>
+      <w:r>
+        <w:t xml:space="preserve"> delivery time goes up by about 0.68 days, and the on-time rate falls to about 61% compared with about 87% in the other months.</w:t>
       </w:r>
     </w:p>
     <w:p>
@@ -7308,19 +9537,10 @@
           <w:b/>
           <w:bCs/>
         </w:rPr>
-        <w:t xml:space="preserve">Vans:</w:t>
-      </w:r>
-      <w:r>
-        <w:t xml:space="preserve"> lowest on-time rate among vehicles (69.4%), which needs a review of promised times for medium-distance orders.</w:t>
-      </w:r>
-    </w:p>
-    <w:p>
-      <w:pPr>
-        <w:pStyle w:val="Heading1"/>
-        <w:keepNext/>
-      </w:pPr>
-      <w:r>
-        <w:t xml:space="preserve">6. Recommendations</w:t>
+        <w:t xml:space="preserve">Furniture parcels:</w:t>
+      </w:r>
+      <w:r>
+        <w:t xml:space="preserve"> only 65.8% on time.</w:t>
       </w:r>
     </w:p>
     <w:p>
@@ -7340,10 +9560,19 @@
           <w:b/>
           <w:bCs/>
         </w:rPr>
-        <w:t xml:space="preserve">Investigate and fix the Kolkata warehouse first</w:t>
-      </w:r>
-      <w:r>
-        <w:t xml:space="preserve"> (staffing, dispatch timing, loading process). Bringing it near the other warehouses would raise the overall on-time rate the most.</w:t>
+        <w:t xml:space="preserve">Van deliveries:</w:t>
+      </w:r>
+      <w:r>
+        <w:t xml:space="preserve"> the on-time rate is 69.4%, the lowest among the vehicle types that have many orders (vans have 281 orders and trucks have 648). Bikes show 74.3%, but there are only 35 bike orders, so that number is not very reliable. One possible reason for vans is that the promised time for medium distances leaves little extra time. I have not tested this yet.</w:t>
+      </w:r>
+    </w:p>
+    <w:p>
+      <w:pPr>
+        <w:pStyle w:val="Heading1"/>
+        <w:keepNext/>
+      </w:pPr>
+      <w:r>
+        <w:t xml:space="preserve">6. Recommendations</w:t>
       </w:r>
     </w:p>
     <w:p>
@@ -7363,10 +9592,10 @@
           <w:b/>
           <w:bCs/>
         </w:rPr>
-        <w:t xml:space="preserve">Plan festive-season capacity in advance:</w:t>
-      </w:r>
-      <w:r>
-        <w:t xml:space="preserve"> add vehicles and staff for October and November, and start dispatch earlier for these months.</w:t>
+        <w:t xml:space="preserve">Fix the Kolkata warehouse first.</w:t>
+      </w:r>
+      <w:r>
+        <w:t xml:space="preserve"> Check staff, loading time and dispatch time there. If Kolkata comes close to the others, the overall on-time rate will improve the most.</w:t>
       </w:r>
     </w:p>
     <w:p>
@@ -7386,10 +9615,10 @@
           <w:b/>
           <w:bCs/>
         </w:rPr>
-        <w:t xml:space="preserve">Create a special process for furniture parcels</w:t>
-      </w:r>
-      <w:r>
-        <w:t xml:space="preserve"> (bigger vehicle slots, separate handling, longer promised time) because they are late far more often.</w:t>
+        <w:t xml:space="preserve">Plan for the festival season early.</w:t>
+      </w:r>
+      <w:r>
+        <w:t xml:space="preserve"> Arrange extra vehicles and staff for October and November, and start dispatching earlier.</w:t>
       </w:r>
     </w:p>
     <w:p>
@@ -7409,10 +9638,10 @@
           <w:b/>
           <w:bCs/>
         </w:rPr>
-        <w:t xml:space="preserve">Review promised delivery times for medium-distance (van) orders</w:t>
-      </w:r>
-      <w:r>
-        <w:t xml:space="preserve"> so that promises match actual performance.</w:t>
+        <w:t xml:space="preserve">Give furniture parcels special handling.</w:t>
+      </w:r>
+      <w:r>
+        <w:t xml:space="preserve"> Keep vehicle space for them, or give a longer promised time.</w:t>
       </w:r>
     </w:p>
     <w:p>
@@ -7432,10 +9661,33 @@
           <w:b/>
           <w:bCs/>
         </w:rPr>
-        <w:t xml:space="preserve">Use distance-based cost planning:</w:t>
-      </w:r>
-      <w:r>
-        <w:t xml:space="preserve"> because distance explains almost the whole cost, route planning and consolidation of nearby orders offer the best chance of reducing cost per km.</w:t>
+        <w:t xml:space="preserve">Check the promised days for van orders.</w:t>
+      </w:r>
+      <w:r>
+        <w:t xml:space="preserve"> The promise should match what the network can really do.</w:t>
+      </w:r>
+    </w:p>
+    <w:p>
+      <w:pPr>
+        <w:pStyle w:val="ListParagraph"/>
+        <w:numPr>
+          <w:ilvl w:val="0"/>
+          <w:numId w:val="2"/>
+        </w:numPr>
+        <w:spacing w:after="60" w:line="290"/>
+      </w:pPr>
+      <w:r>
+        <w:t xml:space="preserve"/>
+      </w:r>
+      <w:r>
+        <w:rPr>
+          <w:b/>
+          <w:bCs/>
+        </w:rPr>
+        <w:t xml:space="preserve">Reduce the cost per km on short trips.</w:t>
+      </w:r>
+      <w:r>
+        <w:t xml:space="preserve"> Group nearby orders into one route so that the fixed charges are shared.</w:t>
       </w:r>
     </w:p>
     <w:p>
@@ -7444,7 +9696,15 @@
         <w:keepNext/>
       </w:pPr>
       <w:r>
-        <w:t xml:space="preserve">7. Python Code Excerpts (EDA)</w:t>
+        <w:t xml:space="preserve">7. Python Code (EDA)</w:t>
+      </w:r>
+    </w:p>
+    <w:p>
+      <w:pPr>
+        <w:spacing w:after="120" w:line="300"/>
+      </w:pPr>
+      <w:r>
+        <w:t xml:space="preserve">The full program is week3_eda.py. It saves all eight charts in the charts folder and the numbers in eda_summary.json. These are the main parts:</w:t>
       </w:r>
     </w:p>
     <w:p>
@@ -7620,7 +9880,7 @@
           <w:sz w:val="17"/>
           <w:szCs w:val="17"/>
         </w:rPr>
-        <w:t xml:space="preserve"># on-time rate by warehouse</w:t>
+        <w:t xml:space="preserve"># group-wise table (example: warehouse)</w:t>
       </w:r>
     </w:p>
     <w:p>
@@ -7694,14 +9954,6 @@
     </w:p>
     <w:p>
       <w:pPr>
-        <w:spacing w:after="120" w:line="300"/>
-      </w:pPr>
-      <w:r>
-        <w:t xml:space="preserve">Full script: week3/week3_eda.py. It saves all six charts in week3/charts/ and the numbers in week3/eda_summary.json.</w:t>
-      </w:r>
-    </w:p>
-    <w:p>
-      <w:pPr>
         <w:pStyle w:val="Heading1"/>
         <w:keepNext/>
       </w:pPr>
@@ -7714,7 +9966,81 @@
         <w:spacing w:after="120" w:line="300"/>
       </w:pPr>
       <w:r>
-        <w:t xml:space="preserve">Exploratory analysis of 964 QuickShip orders showed that distance is the main driver of both delivery time and cost, that the network misses its 90% on-time target mainly because of the Kolkata warehouse, and that October and November create a seasonal peak in delays. Furniture parcels and van orders are additional weak areas. The charts were chosen to match each question (distribution, comparison, relationship, trend and correlation), and the findings led to five practical recommendations. In Week 4, these factors will be used as inputs to a prediction model and a what-if optimization analysis.</w:t>
+        <w:t xml:space="preserve">In this task I studied 964 QuickShip orders with Python. I found that distance is the main reason for both delivery time and cost, that the network misses its 90% on-time target mainly because of the Kolkata warehouse, and that October and November are very slow. Furniture parcels and van orders are also weak areas, and short bike trips are costly per km. I chose each chart for a reason (distribution, comparison, relationship, trend and correlation), and the charts led to five clear recommendations. In Week 4 I will use these factors to build a model that predicts delivery time and test what happens if the bottlenecks are reduced.</w:t>
+      </w:r>
+    </w:p>
+    <w:p>
+      <w:pPr>
+        <w:pStyle w:val="Heading1"/>
+        <w:keepNext/>
+      </w:pPr>
+      <w:r>
+        <w:t xml:space="preserve">9. Files for This Week</w:t>
+      </w:r>
+    </w:p>
+    <w:p>
+      <w:pPr>
+        <w:pStyle w:val="ListParagraph"/>
+        <w:numPr>
+          <w:ilvl w:val="0"/>
+          <w:numId w:val="2"/>
+        </w:numPr>
+        <w:spacing w:after="60" w:line="290"/>
+      </w:pPr>
+      <w:r>
+        <w:t xml:space="preserve">week3_eda.py: complete analysis and chart code</w:t>
+      </w:r>
+    </w:p>
+    <w:p>
+      <w:pPr>
+        <w:pStyle w:val="ListParagraph"/>
+        <w:numPr>
+          <w:ilvl w:val="0"/>
+          <w:numId w:val="2"/>
+        </w:numPr>
+        <w:spacing w:after="60" w:line="290"/>
+      </w:pPr>
+      <w:r>
+        <w:t xml:space="preserve">eda_summary.json: all numbers used in this report</w:t>
+      </w:r>
+    </w:p>
+    <w:p>
+      <w:pPr>
+        <w:pStyle w:val="ListParagraph"/>
+        <w:numPr>
+          <w:ilvl w:val="0"/>
+          <w:numId w:val="2"/>
+        </w:numPr>
+        <w:spacing w:after="60" w:line="290"/>
+      </w:pPr>
+      <w:r>
+        <w:t xml:space="preserve">week3_output.txt: output of the program</w:t>
+      </w:r>
+    </w:p>
+    <w:p>
+      <w:pPr>
+        <w:pStyle w:val="ListParagraph"/>
+        <w:numPr>
+          <w:ilvl w:val="0"/>
+          <w:numId w:val="2"/>
+        </w:numPr>
+        <w:spacing w:after="60" w:line="290"/>
+      </w:pPr>
+      <w:r>
+        <w:t xml:space="preserve">charts folder: 8 chart images (01 to 08)</w:t>
+      </w:r>
+    </w:p>
+    <w:p>
+      <w:pPr>
+        <w:pStyle w:val="ListParagraph"/>
+        <w:numPr>
+          <w:ilvl w:val="0"/>
+          <w:numId w:val="2"/>
+        </w:numPr>
+        <w:spacing w:after="60" w:line="290"/>
+      </w:pPr>
+      <w:r>
+        <w:t xml:space="preserve">The data comes from data/quickship_clean.csv (made in Week 2)</w:t>
       </w:r>
     </w:p>
     <w:sectPr>
@@ -7930,18 +10256,6 @@
       <w:lvlJc w:val="left"/>
       <w:pPr>
         <w:ind w:left="540" w:hanging="270"/>
-      </w:pPr>
-    </w:lvl>
-  </w:abstractNum>
-  <w:abstractNum w:abstractNumId="3" w15:restartNumberingAfterBreak="0">
-    <w:multiLevelType w:val="hybridMultilevel"/>
-    <w:lvl w:ilvl="0" w15:tentative="1">
-      <w:start w:val="1"/>
-      <w:numFmt w:val="decimal"/>
-      <w:lvlText w:val="%1."/>
-      <w:lvlJc w:val="left"/>
-      <w:pPr>
-        <w:ind w:left="540" w:hanging="320"/>
       </w:pPr>
     </w:lvl>
   </w:abstractNum>
